--- a/alert-platform/docs/05-licensing.docx
+++ b/alert-platform/docs/05-licensing.docx
@@ -115,7 +115,7 @@
                 <w:color w:val="1F2937"/>
                 <w:sz w:val="19"/>
               </w:rPr>
-              <w:t>Архитектурно-техническая документация</w:t>
+              <w:t>Готово к рассмотрению и согласованию</w:t>
             </w:r>
           </w:p>
         </w:tc>
@@ -140,7 +140,7 @@
                 <w:color w:val="667085"/>
                 <w:sz w:val="18"/>
               </w:rPr>
-              <w:t>Основание</w:t>
+              <w:t>Назначение</w:t>
             </w:r>
           </w:p>
         </w:tc>
@@ -162,7 +162,7 @@
                 <w:color w:val="1F2937"/>
                 <w:sz w:val="19"/>
               </w:rPr>
-              <w:t>Фактическая реализация репозитория и целевые требования production-контура</w:t>
+              <w:t>Описание текущего состояния, целевой модели и условий промышленной эксплуатации</w:t>
             </w:r>
           </w:p>
         </w:tc>
@@ -214,53 +214,6 @@
           </w:p>
         </w:tc>
       </w:tr>
-      <w:tr>
-        <w:tc>
-          <w:tcPr>
-            <w:tcW w:type="dxa" w:w="2300"/>
-            <w:shd w:fill="F2F4F7"/>
-            <w:tcMar>
-              <w:top w:w="80" w:type="dxa"/>
-              <w:start w:w="120" w:type="dxa"/>
-              <w:bottom w:w="80" w:type="dxa"/>
-              <w:end w:w="120" w:type="dxa"/>
-            </w:tcMar>
-          </w:tcPr>
-          <w:p>
-            <w:r/>
-            <w:r>
-              <w:rPr>
-                <w:rFonts w:ascii="Calibri" w:hAnsi="Calibri" w:eastAsia="Calibri"/>
-                <w:color w:val="667085"/>
-                <w:sz w:val="18"/>
-              </w:rPr>
-              <w:t>Исходный файл</w:t>
-            </w:r>
-          </w:p>
-        </w:tc>
-        <w:tc>
-          <w:tcPr>
-            <w:tcW w:type="dxa" w:w="7060"/>
-            <w:tcMar>
-              <w:top w:w="80" w:type="dxa"/>
-              <w:start w:w="120" w:type="dxa"/>
-              <w:bottom w:w="80" w:type="dxa"/>
-              <w:end w:w="120" w:type="dxa"/>
-            </w:tcMar>
-          </w:tcPr>
-          <w:p>
-            <w:r/>
-            <w:r>
-              <w:rPr>
-                <w:rFonts w:ascii="Calibri" w:hAnsi="Calibri" w:eastAsia="Calibri"/>
-                <w:color w:val="1F2937"/>
-                <w:sz w:val="19"/>
-              </w:rPr>
-              <w:t>05-licensing.md</w:t>
-            </w:r>
-          </w:p>
-        </w:tc>
-      </w:tr>
     </w:tbl>
     <w:p>
       <w:r>
@@ -712,31 +665,16 @@
       </w:r>
     </w:p>
     <w:p>
-      <w:pPr>
-        <w:spacing w:after="30"/>
-        <w:ind w:left="0"/>
-      </w:pPr>
+      <w:r>
+        <w:br w:type="page"/>
+      </w:r>
+    </w:p>
+    <w:p>
       <w:r>
         <w:rPr>
           <w:rFonts w:ascii="Calibri" w:hAnsi="Calibri" w:eastAsia="Calibri"/>
           <w:b/>
           <w:color w:val="1F2937"/>
-          <w:sz w:val="18"/>
-        </w:rPr>
-        <w:t>Реестр официальных источников</w:t>
-      </w:r>
-    </w:p>
-    <w:p>
-      <w:r>
-        <w:br w:type="page"/>
-      </w:r>
-    </w:p>
-    <w:p>
-      <w:r>
-        <w:rPr>
-          <w:rFonts w:ascii="Calibri" w:hAnsi="Calibri" w:eastAsia="Calibri"/>
-          <w:b/>
-          <w:color w:val="1F2937"/>
         </w:rPr>
         <w:t>Статус документа:</w:t>
       </w:r>
@@ -745,22 +683,7 @@
           <w:rFonts w:ascii="Calibri" w:hAnsi="Calibri" w:eastAsia="Calibri"/>
           <w:color w:val="1F2937"/>
         </w:rPr>
-        <w:t xml:space="preserve"> проект лицензионного профиля по фактическому составу репозитория на 10.08.2026 </w:t>
-      </w:r>
-      <w:r>
-        <w:rPr>
-          <w:rFonts w:ascii="Calibri" w:hAnsi="Calibri" w:eastAsia="Calibri"/>
-          <w:b/>
-          <w:color w:val="1F2937"/>
-        </w:rPr>
-        <w:t>Дата веб-проверки первичных источников:</w:t>
-      </w:r>
-      <w:r>
-        <w:rPr>
-          <w:rFonts w:ascii="Calibri" w:hAnsi="Calibri" w:eastAsia="Calibri"/>
-          <w:color w:val="1F2937"/>
-        </w:rPr>
-        <w:t xml:space="preserve"> 10.08.2026 </w:t>
+        <w:t xml:space="preserve"> лицензионный профиль фактического состава платформы на 10.08.2026 </w:t>
       </w:r>
       <w:r>
         <w:rPr>
@@ -874,7 +797,7 @@
           <w:rFonts w:ascii="Calibri" w:hAnsi="Calibri" w:eastAsia="Calibri"/>
           <w:color w:val="1F2937"/>
         </w:rPr>
-        <w:t xml:space="preserve"> — компонент и его версия или диапазон обнаружены в репозитории, а лицензия проверена по официальному файлу LICENSE, документации правообладателя или карточке выпуска владельца пакета.</w:t>
+        <w:t xml:space="preserve"> — компонент и его версия или диапазон установлены, а лицензия сверена с официальными условиями правообладателя или карточкой выпуска владельца пакета.</w:t>
       </w:r>
     </w:p>
     <w:p>
@@ -914,7 +837,7 @@
           <w:rFonts w:ascii="Calibri" w:hAnsi="Calibri" w:eastAsia="Calibri"/>
           <w:color w:val="1F2937"/>
         </w:rPr>
-        <w:t xml:space="preserve"> — в репозитории нет версии, лицензионного текста, договора, коммерческого предложения или иных данных, достаточных для вывода.</w:t>
+        <w:t xml:space="preserve"> — не предоставлены версия, лицензионный текст, договор, коммерческое предложение или иные данные, достаточные для вывода.</w:t>
       </w:r>
     </w:p>
     <w:p>
@@ -940,215 +863,7 @@
           <w:color w:val="1F2937"/>
           <w:sz w:val="20"/>
         </w:rPr>
-        <w:t xml:space="preserve">Проверены фактические файлы </w:t>
-      </w:r>
-      <w:r>
-        <w:rPr>
-          <w:rFonts w:ascii="Liberation Mono" w:hAnsi="Liberation Mono" w:eastAsia="Liberation Mono"/>
-          <w:color w:val="1F2937"/>
-          <w:sz w:val="20"/>
-        </w:rPr>
-        <w:t>docker-compose.yml</w:t>
-      </w:r>
-      <w:r>
-        <w:rPr>
-          <w:rFonts w:ascii="Calibri" w:hAnsi="Calibri" w:eastAsia="Calibri"/>
-          <w:color w:val="1F2937"/>
-          <w:sz w:val="20"/>
-        </w:rPr>
-        <w:t xml:space="preserve">, корневой и Go/Admin Dockerfile, </w:t>
-      </w:r>
-      <w:r>
-        <w:rPr>
-          <w:rFonts w:ascii="Liberation Mono" w:hAnsi="Liberation Mono" w:eastAsia="Liberation Mono"/>
-          <w:color w:val="1F2937"/>
-          <w:sz w:val="20"/>
-        </w:rPr>
-        <w:t>go.mod</w:t>
-      </w:r>
-      <w:r>
-        <w:rPr>
-          <w:rFonts w:ascii="Calibri" w:hAnsi="Calibri" w:eastAsia="Calibri"/>
-          <w:color w:val="1F2937"/>
-          <w:sz w:val="20"/>
-        </w:rPr>
-        <w:t xml:space="preserve">, </w:t>
-      </w:r>
-      <w:r>
-        <w:rPr>
-          <w:rFonts w:ascii="Liberation Mono" w:hAnsi="Liberation Mono" w:eastAsia="Liberation Mono"/>
-          <w:color w:val="1F2937"/>
-          <w:sz w:val="20"/>
-        </w:rPr>
-        <w:t>go.sum</w:t>
-      </w:r>
-      <w:r>
-        <w:rPr>
-          <w:rFonts w:ascii="Calibri" w:hAnsi="Calibri" w:eastAsia="Calibri"/>
-          <w:color w:val="1F2937"/>
-          <w:sz w:val="20"/>
-        </w:rPr>
-        <w:t xml:space="preserve">, </w:t>
-      </w:r>
-      <w:r>
-        <w:rPr>
-          <w:rFonts w:ascii="Liberation Mono" w:hAnsi="Liberation Mono" w:eastAsia="Liberation Mono"/>
-          <w:color w:val="1F2937"/>
-          <w:sz w:val="20"/>
-        </w:rPr>
-        <w:t>requirements.txt</w:t>
-      </w:r>
-      <w:r>
-        <w:rPr>
-          <w:rFonts w:ascii="Calibri" w:hAnsi="Calibri" w:eastAsia="Calibri"/>
-          <w:color w:val="1F2937"/>
-          <w:sz w:val="20"/>
-        </w:rPr>
-        <w:t xml:space="preserve">, </w:t>
-      </w:r>
-      <w:r>
-        <w:rPr>
-          <w:rFonts w:ascii="Liberation Mono" w:hAnsi="Liberation Mono" w:eastAsia="Liberation Mono"/>
-          <w:color w:val="1F2937"/>
-          <w:sz w:val="20"/>
-        </w:rPr>
-        <w:t>requirements-dev.txt</w:t>
-      </w:r>
-      <w:r>
-        <w:rPr>
-          <w:rFonts w:ascii="Calibri" w:hAnsi="Calibri" w:eastAsia="Calibri"/>
-          <w:color w:val="1F2937"/>
-          <w:sz w:val="20"/>
-        </w:rPr>
-        <w:t xml:space="preserve">, </w:t>
-      </w:r>
-      <w:r>
-        <w:rPr>
-          <w:rFonts w:ascii="Liberation Mono" w:hAnsi="Liberation Mono" w:eastAsia="Liberation Mono"/>
-          <w:color w:val="1F2937"/>
-          <w:sz w:val="20"/>
-        </w:rPr>
-        <w:t>datagen/requirements.txt</w:t>
-      </w:r>
-      <w:r>
-        <w:rPr>
-          <w:rFonts w:ascii="Calibri" w:hAnsi="Calibri" w:eastAsia="Calibri"/>
-          <w:color w:val="1F2937"/>
-          <w:sz w:val="20"/>
-        </w:rPr>
-        <w:t xml:space="preserve">, </w:t>
-      </w:r>
-      <w:r>
-        <w:rPr>
-          <w:rFonts w:ascii="Liberation Mono" w:hAnsi="Liberation Mono" w:eastAsia="Liberation Mono"/>
-          <w:color w:val="1F2937"/>
-          <w:sz w:val="20"/>
-        </w:rPr>
-        <w:t>pyproject.toml</w:t>
-      </w:r>
-      <w:r>
-        <w:rPr>
-          <w:rFonts w:ascii="Calibri" w:hAnsi="Calibri" w:eastAsia="Calibri"/>
-          <w:color w:val="1F2937"/>
-          <w:sz w:val="20"/>
-        </w:rPr>
-        <w:t xml:space="preserve">, </w:t>
-      </w:r>
-      <w:r>
-        <w:rPr>
-          <w:rFonts w:ascii="Liberation Mono" w:hAnsi="Liberation Mono" w:eastAsia="Liberation Mono"/>
-          <w:color w:val="1F2937"/>
-          <w:sz w:val="20"/>
-        </w:rPr>
-        <w:t>web/package.json</w:t>
-      </w:r>
-      <w:r>
-        <w:rPr>
-          <w:rFonts w:ascii="Calibri" w:hAnsi="Calibri" w:eastAsia="Calibri"/>
-          <w:color w:val="1F2937"/>
-          <w:sz w:val="20"/>
-        </w:rPr>
-        <w:t xml:space="preserve">, </w:t>
-      </w:r>
-      <w:r>
-        <w:rPr>
-          <w:rFonts w:ascii="Liberation Mono" w:hAnsi="Liberation Mono" w:eastAsia="Liberation Mono"/>
-          <w:color w:val="1F2937"/>
-          <w:sz w:val="20"/>
-        </w:rPr>
-        <w:t>web/package-lock.json</w:t>
-      </w:r>
-      <w:r>
-        <w:rPr>
-          <w:rFonts w:ascii="Calibri" w:hAnsi="Calibri" w:eastAsia="Calibri"/>
-          <w:color w:val="1F2937"/>
-          <w:sz w:val="20"/>
-        </w:rPr>
-        <w:t xml:space="preserve">, конфигурация Ollama в Compose и Go-коде, </w:t>
-      </w:r>
-      <w:r>
-        <w:rPr>
-          <w:rFonts w:ascii="Liberation Mono" w:hAnsi="Liberation Mono" w:eastAsia="Liberation Mono"/>
-          <w:color w:val="1F2937"/>
-          <w:sz w:val="20"/>
-        </w:rPr>
-        <w:t>ALERT-PLATFORM-SPEC.md</w:t>
-      </w:r>
-      <w:r>
-        <w:rPr>
-          <w:rFonts w:ascii="Calibri" w:hAnsi="Calibri" w:eastAsia="Calibri"/>
-          <w:color w:val="1F2937"/>
-          <w:sz w:val="20"/>
-        </w:rPr>
-        <w:t xml:space="preserve"> (особенно 1.4 и 15), </w:t>
-      </w:r>
-      <w:r>
-        <w:rPr>
-          <w:rFonts w:ascii="Liberation Mono" w:hAnsi="Liberation Mono" w:eastAsia="Liberation Mono"/>
-          <w:color w:val="1F2937"/>
-          <w:sz w:val="20"/>
-        </w:rPr>
-        <w:t>ARCHITECTURE.md</w:t>
-      </w:r>
-      <w:r>
-        <w:rPr>
-          <w:rFonts w:ascii="Calibri" w:hAnsi="Calibri" w:eastAsia="Calibri"/>
-          <w:color w:val="1F2937"/>
-          <w:sz w:val="20"/>
-        </w:rPr>
-        <w:t xml:space="preserve">, </w:t>
-      </w:r>
-      <w:r>
-        <w:rPr>
-          <w:rFonts w:ascii="Liberation Mono" w:hAnsi="Liberation Mono" w:eastAsia="Liberation Mono"/>
-          <w:color w:val="1F2937"/>
-          <w:sz w:val="20"/>
-        </w:rPr>
-        <w:t>GO-MIGRATION.md</w:t>
-      </w:r>
-      <w:r>
-        <w:rPr>
-          <w:rFonts w:ascii="Calibri" w:hAnsi="Calibri" w:eastAsia="Calibri"/>
-          <w:color w:val="1F2937"/>
-          <w:sz w:val="20"/>
-        </w:rPr>
-        <w:t xml:space="preserve"> и </w:t>
-      </w:r>
-      <w:r>
-        <w:rPr>
-          <w:rFonts w:ascii="Liberation Mono" w:hAnsi="Liberation Mono" w:eastAsia="Liberation Mono"/>
-          <w:color w:val="1F2937"/>
-          <w:sz w:val="20"/>
-        </w:rPr>
-        <w:t>INFRASTRUCTURE.md</w:t>
-      </w:r>
-      <w:r>
-        <w:rPr>
-          <w:rFonts w:ascii="Calibri" w:hAnsi="Calibri" w:eastAsia="Calibri"/>
-          <w:color w:val="1F2937"/>
-          <w:sz w:val="20"/>
-        </w:rPr>
-        <w:t>.</w:t>
+        <w:t>Проверены фактический состав контейнеров, манифесты зависимостей Go, Python и frontend, конфигурация локальных моделей, архитектурные ограничения и границы ответственности компонентов.</w:t>
       </w:r>
     </w:p>
     <w:p>
@@ -1185,9 +900,8 @@
         <w:tblInd w:w="120" w:type="dxa"/>
       </w:tblPr>
       <w:tblGrid>
-        <w:gridCol w:w="2978"/>
-        <w:gridCol w:w="3191"/>
-        <w:gridCol w:w="3191"/>
+        <w:gridCol w:w="4519"/>
+        <w:gridCol w:w="4841"/>
       </w:tblGrid>
       <w:tr>
         <w:trPr>
@@ -1196,7 +910,7 @@
         </w:trPr>
         <w:tc>
           <w:tcPr>
-            <w:tcW w:type="dxa" w:w="2978"/>
+            <w:tcW w:type="dxa" w:w="4519"/>
             <w:vAlign w:val="center"/>
             <w:shd w:fill="1F4E79"/>
             <w:tcMar>
@@ -1228,7 +942,7 @@
         </w:tc>
         <w:tc>
           <w:tcPr>
-            <w:tcW w:type="dxa" w:w="3191"/>
+            <w:tcW w:type="dxa" w:w="4841"/>
             <w:vAlign w:val="center"/>
             <w:shd w:fill="1F4E79"/>
             <w:tcMar>
@@ -1258,38 +972,6 @@
             </w:r>
           </w:p>
         </w:tc>
-        <w:tc>
-          <w:tcPr>
-            <w:tcW w:type="dxa" w:w="3191"/>
-            <w:vAlign w:val="center"/>
-            <w:shd w:fill="1F4E79"/>
-            <w:tcMar>
-              <w:top w:w="80" w:type="dxa"/>
-              <w:start w:w="120" w:type="dxa"/>
-              <w:bottom w:w="80" w:type="dxa"/>
-              <w:end w:w="120" w:type="dxa"/>
-            </w:tcMar>
-          </w:tcPr>
-          <w:p>
-            <w:pPr>
-              <w:spacing w:before="0" w:after="30" w:line="252" w:lineRule="auto"/>
-            </w:pPr>
-            <w:r>
-              <w:rPr>
-                <w:b/>
-              </w:rPr>
-            </w:r>
-            <w:r>
-              <w:rPr>
-                <w:rFonts w:ascii="Calibri" w:hAnsi="Calibri" w:eastAsia="Calibri"/>
-                <w:b/>
-                <w:color w:val="FFFFFF"/>
-                <w:sz w:val="17"/>
-              </w:rPr>
-              <w:t>Основание и условие</w:t>
-            </w:r>
-          </w:p>
-        </w:tc>
       </w:tr>
       <w:tr>
         <w:trPr>
@@ -1297,7 +979,7 @@
         </w:trPr>
         <w:tc>
           <w:tcPr>
-            <w:tcW w:type="dxa" w:w="2978"/>
+            <w:tcW w:type="dxa" w:w="4519"/>
             <w:vAlign w:val="center"/>
             <w:tcMar>
               <w:top w:w="80" w:type="dxa"/>
@@ -1324,7 +1006,7 @@
         </w:tc>
         <w:tc>
           <w:tcPr>
-            <w:tcW w:type="dxa" w:w="3191"/>
+            <w:tcW w:type="dxa" w:w="4841"/>
             <w:vAlign w:val="center"/>
             <w:tcMar>
               <w:top w:w="80" w:type="dxa"/>
@@ -1349,32 +1031,6 @@
             </w:r>
           </w:p>
         </w:tc>
-        <w:tc>
-          <w:tcPr>
-            <w:tcW w:type="dxa" w:w="3191"/>
-            <w:vAlign w:val="center"/>
-            <w:tcMar>
-              <w:top w:w="80" w:type="dxa"/>
-              <w:start w:w="120" w:type="dxa"/>
-              <w:bottom w:w="80" w:type="dxa"/>
-              <w:end w:w="120" w:type="dxa"/>
-            </w:tcMar>
-          </w:tcPr>
-          <w:p>
-            <w:pPr>
-              <w:spacing w:before="0" w:after="30" w:line="252" w:lineRule="auto"/>
-            </w:pPr>
-            <w:r/>
-            <w:r>
-              <w:rPr>
-                <w:rFonts w:ascii="Calibri" w:hAnsi="Calibri" w:eastAsia="Calibri"/>
-                <w:color w:val="1F2937"/>
-                <w:sz w:val="17"/>
-              </w:rPr>
-              <w:t>По ТЗ TrueConf уже развёрнут и является обязательным каналом. Новая лицензия не нужна, если действующий договор покрывает требуемый сервер, версию 5.5+, 87 пользователей, bot account и режим закрытого контура. Иначе приобретается подходящая редакция/поддержка. Нельзя считать наличие установленного сервера доказательством прав.</w:t>
-            </w:r>
-          </w:p>
-        </w:tc>
       </w:tr>
       <w:tr>
         <w:trPr>
@@ -1382,7 +1038,7 @@
         </w:trPr>
         <w:tc>
           <w:tcPr>
-            <w:tcW w:type="dxa" w:w="2978"/>
+            <w:tcW w:type="dxa" w:w="4519"/>
             <w:vAlign w:val="center"/>
             <w:shd w:fill="F2F4F7"/>
             <w:tcMar>
@@ -1410,7 +1066,7 @@
         </w:tc>
         <w:tc>
           <w:tcPr>
-            <w:tcW w:type="dxa" w:w="3191"/>
+            <w:tcW w:type="dxa" w:w="4841"/>
             <w:vAlign w:val="center"/>
             <w:shd w:fill="F2F4F7"/>
             <w:tcMar>
@@ -1436,33 +1092,6 @@
             </w:r>
           </w:p>
         </w:tc>
-        <w:tc>
-          <w:tcPr>
-            <w:tcW w:type="dxa" w:w="3191"/>
-            <w:vAlign w:val="center"/>
-            <w:shd w:fill="E2F0D9"/>
-            <w:tcMar>
-              <w:top w:w="80" w:type="dxa"/>
-              <w:start w:w="120" w:type="dxa"/>
-              <w:bottom w:w="80" w:type="dxa"/>
-              <w:end w:w="120" w:type="dxa"/>
-            </w:tcMar>
-          </w:tcPr>
-          <w:p>
-            <w:pPr>
-              <w:spacing w:before="0" w:after="30" w:line="252" w:lineRule="auto"/>
-            </w:pPr>
-            <w:r/>
-            <w:r>
-              <w:rPr>
-                <w:rFonts w:ascii="Calibri" w:hAnsi="Calibri" w:eastAsia="Calibri"/>
-                <w:color w:val="1F2937"/>
-                <w:sz w:val="17"/>
-              </w:rPr>
-              <w:t>Официальная модель считает online-подключения по устройствам, а PRO — по пользователям, участвующим в групповых конференциях. Для оповещений и чата нужны прежде всего достаточные online entitlements; термин «CAL» не является официальным названием TrueConf. Число покупаемых прав определяется фактической одновременностью устройств, а не просто числом 87 сотрудников.</w:t>
-            </w:r>
-          </w:p>
-        </w:tc>
       </w:tr>
       <w:tr>
         <w:trPr>
@@ -1470,7 +1099,7 @@
         </w:trPr>
         <w:tc>
           <w:tcPr>
-            <w:tcW w:type="dxa" w:w="2978"/>
+            <w:tcW w:type="dxa" w:w="4519"/>
             <w:vAlign w:val="center"/>
             <w:tcMar>
               <w:top w:w="80" w:type="dxa"/>
@@ -1497,7 +1126,7 @@
         </w:tc>
         <w:tc>
           <w:tcPr>
-            <w:tcW w:type="dxa" w:w="3191"/>
+            <w:tcW w:type="dxa" w:w="4841"/>
             <w:vAlign w:val="center"/>
             <w:tcMar>
               <w:top w:w="80" w:type="dxa"/>
@@ -1522,48 +1151,6 @@
             </w:r>
           </w:p>
         </w:tc>
-        <w:tc>
-          <w:tcPr>
-            <w:tcW w:type="dxa" w:w="3191"/>
-            <w:vAlign w:val="center"/>
-            <w:tcMar>
-              <w:top w:w="80" w:type="dxa"/>
-              <w:start w:w="120" w:type="dxa"/>
-              <w:bottom w:w="80" w:type="dxa"/>
-              <w:end w:w="120" w:type="dxa"/>
-            </w:tcMar>
-          </w:tcPr>
-          <w:p>
-            <w:pPr>
-              <w:spacing w:before="0" w:after="30" w:line="252" w:lineRule="auto"/>
-            </w:pPr>
-            <w:r/>
-            <w:r>
-              <w:rPr>
-                <w:rFonts w:ascii="Calibri" w:hAnsi="Calibri" w:eastAsia="Calibri"/>
-                <w:color w:val="1F2937"/>
-                <w:sz w:val="17"/>
-              </w:rPr>
-              <w:t xml:space="preserve">Официальная документация указывает, что API включён в TrueConf Server начиная с 5.5.0, а библиотека поддерживает Server Free, Server и Enterprise. В смету нельзя автоматически добавлять отдельную лицензию Connector без письменного ответа TrueConf или коммерческого предложения. Нужно подтвердить право production-использования bot account и доступ к </w:t>
-            </w:r>
-            <w:r>
-              <w:rPr>
-                <w:rFonts w:ascii="Liberation Mono" w:hAnsi="Liberation Mono" w:eastAsia="Liberation Mono"/>
-                <w:color w:val="1F2937"/>
-                <w:sz w:val="17"/>
-              </w:rPr>
-              <w:t>tc_bridge:4309</w:t>
-            </w:r>
-            <w:r>
-              <w:rPr>
-                <w:rFonts w:ascii="Calibri" w:hAnsi="Calibri" w:eastAsia="Calibri"/>
-                <w:color w:val="1F2937"/>
-                <w:sz w:val="17"/>
-              </w:rPr>
-              <w:t xml:space="preserve"> в имеющейся редакции.</w:t>
-            </w:r>
-          </w:p>
-        </w:tc>
       </w:tr>
       <w:tr>
         <w:trPr>
@@ -1571,7 +1158,7 @@
         </w:trPr>
         <w:tc>
           <w:tcPr>
-            <w:tcW w:type="dxa" w:w="2978"/>
+            <w:tcW w:type="dxa" w:w="4519"/>
             <w:vAlign w:val="center"/>
             <w:shd w:fill="F2F4F7"/>
             <w:tcMar>
@@ -1599,7 +1186,7 @@
         </w:tc>
         <w:tc>
           <w:tcPr>
-            <w:tcW w:type="dxa" w:w="3191"/>
+            <w:tcW w:type="dxa" w:w="4841"/>
             <w:vAlign w:val="center"/>
             <w:shd w:fill="F2F4F7"/>
             <w:tcMar>
@@ -1625,49 +1212,6 @@
             </w:r>
           </w:p>
         </w:tc>
-        <w:tc>
-          <w:tcPr>
-            <w:tcW w:type="dxa" w:w="3191"/>
-            <w:vAlign w:val="center"/>
-            <w:shd w:fill="FCE4D6"/>
-            <w:tcMar>
-              <w:top w:w="80" w:type="dxa"/>
-              <w:start w:w="120" w:type="dxa"/>
-              <w:bottom w:w="80" w:type="dxa"/>
-              <w:end w:w="120" w:type="dxa"/>
-            </w:tcMar>
-          </w:tcPr>
-          <w:p>
-            <w:pPr>
-              <w:spacing w:before="0" w:after="30" w:line="252" w:lineRule="auto"/>
-            </w:pPr>
-            <w:r/>
-            <w:r>
-              <w:rPr>
-                <w:rFonts w:ascii="Calibri" w:hAnsi="Calibri" w:eastAsia="Calibri"/>
-                <w:color w:val="1F2937"/>
-                <w:sz w:val="17"/>
-              </w:rPr>
-              <w:t xml:space="preserve">Серверный образ указан как </w:t>
-            </w:r>
-            <w:r>
-              <w:rPr>
-                <w:rFonts w:ascii="Liberation Mono" w:hAnsi="Liberation Mono" w:eastAsia="Liberation Mono"/>
-                <w:color w:val="1F2937"/>
-                <w:sz w:val="17"/>
-              </w:rPr>
-              <w:t>RELEASE.2025-04-08T15-41-24Z</w:t>
-            </w:r>
-            <w:r>
-              <w:rPr>
-                <w:rFonts w:ascii="Calibri" w:hAnsi="Calibri" w:eastAsia="Calibri"/>
-                <w:color w:val="1F2937"/>
-                <w:sz w:val="17"/>
-              </w:rPr>
-              <w:t>; upstream относит community server к AGPL-3.0 и предлагает коммерческую лицензию. Если организация не готова выполнять AGPL и принимать сетевой copyleft-риск, MinIO следует заменить на согласованное S3-хранилище либо приобрести коммерческие права.</w:t>
-            </w:r>
-          </w:p>
-        </w:tc>
       </w:tr>
       <w:tr>
         <w:trPr>
@@ -1675,7 +1219,7 @@
         </w:trPr>
         <w:tc>
           <w:tcPr>
-            <w:tcW w:type="dxa" w:w="2978"/>
+            <w:tcW w:type="dxa" w:w="4519"/>
             <w:vAlign w:val="center"/>
             <w:tcMar>
               <w:top w:w="80" w:type="dxa"/>
@@ -1702,7 +1246,7 @@
         </w:tc>
         <w:tc>
           <w:tcPr>
-            <w:tcW w:type="dxa" w:w="3191"/>
+            <w:tcW w:type="dxa" w:w="4841"/>
             <w:vAlign w:val="center"/>
             <w:tcMar>
               <w:top w:w="80" w:type="dxa"/>
@@ -1727,48 +1271,6 @@
             </w:r>
           </w:p>
         </w:tc>
-        <w:tc>
-          <w:tcPr>
-            <w:tcW w:type="dxa" w:w="3191"/>
-            <w:vAlign w:val="center"/>
-            <w:tcMar>
-              <w:top w:w="80" w:type="dxa"/>
-              <w:start w:w="120" w:type="dxa"/>
-              <w:bottom w:w="80" w:type="dxa"/>
-              <w:end w:w="120" w:type="dxa"/>
-            </w:tcMar>
-          </w:tcPr>
-          <w:p>
-            <w:pPr>
-              <w:spacing w:before="0" w:after="30" w:line="252" w:lineRule="auto"/>
-            </w:pPr>
-            <w:r/>
-            <w:r>
-              <w:rPr>
-                <w:rFonts w:ascii="Calibri" w:hAnsi="Calibri" w:eastAsia="Calibri"/>
-                <w:color w:val="1F2937"/>
-                <w:sz w:val="17"/>
-              </w:rPr>
-              <w:t xml:space="preserve">Версия </w:t>
-            </w:r>
-            <w:r>
-              <w:rPr>
-                <w:rFonts w:ascii="Liberation Mono" w:hAnsi="Liberation Mono" w:eastAsia="Liberation Mono"/>
-                <w:color w:val="1F2937"/>
-                <w:sz w:val="17"/>
-              </w:rPr>
-              <w:t>v24.3.13</w:t>
-            </w:r>
-            <w:r>
-              <w:rPr>
-                <w:rFonts w:ascii="Calibri" w:hAnsi="Calibri" w:eastAsia="Calibri"/>
-                <w:color w:val="1F2937"/>
-                <w:sz w:val="17"/>
-              </w:rPr>
-              <w:t xml:space="preserve"> использует Community Edition под BSL; она допускает внутреннее применение с ограничениями, но не является OSI Open Source. Enterprise-функции требуют ключа. Начиная с 24.3 кластер получает trial enterprise features, поэтому эксплуатация должна доказать, что после trial не используются платные возможности.</w:t>
-            </w:r>
-          </w:p>
-        </w:tc>
       </w:tr>
       <w:tr>
         <w:trPr>
@@ -1776,7 +1278,7 @@
         </w:trPr>
         <w:tc>
           <w:tcPr>
-            <w:tcW w:type="dxa" w:w="2978"/>
+            <w:tcW w:type="dxa" w:w="4519"/>
             <w:vAlign w:val="center"/>
             <w:shd w:fill="F2F4F7"/>
             <w:tcMar>
@@ -1804,7 +1306,7 @@
         </w:tc>
         <w:tc>
           <w:tcPr>
-            <w:tcW w:type="dxa" w:w="3191"/>
+            <w:tcW w:type="dxa" w:w="4841"/>
             <w:vAlign w:val="center"/>
             <w:shd w:fill="DCE6F1"/>
             <w:tcMar>
@@ -1830,33 +1332,6 @@
             </w:r>
           </w:p>
         </w:tc>
-        <w:tc>
-          <w:tcPr>
-            <w:tcW w:type="dxa" w:w="3191"/>
-            <w:vAlign w:val="center"/>
-            <w:shd w:fill="F2F4F7"/>
-            <w:tcMar>
-              <w:top w:w="80" w:type="dxa"/>
-              <w:start w:w="120" w:type="dxa"/>
-              <w:bottom w:w="80" w:type="dxa"/>
-              <w:end w:w="120" w:type="dxa"/>
-            </w:tcMar>
-          </w:tcPr>
-          <w:p>
-            <w:pPr>
-              <w:spacing w:before="0" w:after="30" w:line="252" w:lineRule="auto"/>
-            </w:pPr>
-            <w:r/>
-            <w:r>
-              <w:rPr>
-                <w:rFonts w:ascii="Calibri" w:hAnsi="Calibri" w:eastAsia="Calibri"/>
-                <w:color w:val="1F2937"/>
-                <w:sz w:val="17"/>
-              </w:rPr>
-              <w:t>Их нет в текущем Compose: стенд работает на PostgreSQL/pgvector и Docker Compose. Покупка обоснована только утверждённой production-архитектурой, требованиями реестра/ФСТЭК, SLA и вендорской поддержкой. Редакция и метрика лицензирования выбираются после sizing.</w:t>
-            </w:r>
-          </w:p>
-        </w:tc>
       </w:tr>
       <w:tr>
         <w:trPr>
@@ -1864,7 +1339,7 @@
         </w:trPr>
         <w:tc>
           <w:tcPr>
-            <w:tcW w:type="dxa" w:w="2978"/>
+            <w:tcW w:type="dxa" w:w="4519"/>
             <w:vAlign w:val="center"/>
             <w:tcMar>
               <w:top w:w="80" w:type="dxa"/>
@@ -1891,7 +1366,7 @@
         </w:tc>
         <w:tc>
           <w:tcPr>
-            <w:tcW w:type="dxa" w:w="3191"/>
+            <w:tcW w:type="dxa" w:w="4841"/>
             <w:vAlign w:val="center"/>
             <w:tcMar>
               <w:top w:w="80" w:type="dxa"/>
@@ -1916,32 +1391,6 @@
             </w:r>
           </w:p>
         </w:tc>
-        <w:tc>
-          <w:tcPr>
-            <w:tcW w:type="dxa" w:w="3191"/>
-            <w:vAlign w:val="center"/>
-            <w:tcMar>
-              <w:top w:w="80" w:type="dxa"/>
-              <w:start w:w="120" w:type="dxa"/>
-              <w:bottom w:w="80" w:type="dxa"/>
-              <w:end w:w="120" w:type="dxa"/>
-            </w:tcMar>
-          </w:tcPr>
-          <w:p>
-            <w:pPr>
-              <w:spacing w:before="0" w:after="30" w:line="252" w:lineRule="auto"/>
-            </w:pPr>
-            <w:r/>
-            <w:r>
-              <w:rPr>
-                <w:rFonts w:ascii="Calibri" w:hAnsi="Calibri" w:eastAsia="Calibri"/>
-                <w:color w:val="1F2937"/>
-                <w:sz w:val="17"/>
-              </w:rPr>
-              <w:t>Базовые найденные редакции допускают использование без лицензионного платежа, но организация может купить поддержку. Это услуга/коммерческий договор, а не техническая необходимость приложения.</w:t>
-            </w:r>
-          </w:p>
-        </w:tc>
       </w:tr>
     </w:tbl>
     <w:p>
@@ -1967,7 +1416,7 @@
           <w:rFonts w:ascii="Calibri" w:hAnsi="Calibri" w:eastAsia="Calibri"/>
           <w:color w:val="1F2937"/>
         </w:rPr>
-        <w:t xml:space="preserve">GPU, серверы, диски и сетевое оборудование — капитальное оборудование, а не лицензии платформы. Для Tesla T4 или иного ускорителя учитываются стоимость оборудования/аренды, гарантия и энергопотребление. Однако драйвер NVIDIA, CUDA Toolkit и контейнерный runtime имеют собственные соглашения: их версии и условия надо включить в SBOM инфраструктуры, особенно если образ с CUDA будет передаваться заказчику. Репозиторий не содержит CUDA Dockerfile и не фиксирует версию Ollama/драйвера, поэтому эта часть </w:t>
+        <w:t xml:space="preserve">GPU, серверы, диски и сетевое оборудование — капитальное оборудование, а не лицензии платформы. Для Tesla T4 или иного ускорителя учитываются стоимость оборудования/аренды, гарантия и энергопотребление. Однако драйвер NVIDIA, CUDA Toolkit и контейнерный runtime имеют собственные соглашения: их версии и условия надо включить в SBOM инфраструктуры, особенно если образ с CUDA будет передаваться заказчику. Версии Ollama, драйвера и CUDA-среды не зафиксированы, поэтому эта часть </w:t>
       </w:r>
       <w:r>
         <w:rPr>
@@ -2024,7 +1473,7 @@
           <w:rFonts w:ascii="Calibri" w:hAnsi="Calibri" w:eastAsia="Calibri"/>
           <w:color w:val="1F2937"/>
         </w:rPr>
-        <w:t xml:space="preserve">Compose запускает собственные Go-бинарники </w:t>
+        <w:t xml:space="preserve">Контейнерная среда запускает собственные Go-компоненты </w:t>
       </w:r>
       <w:r>
         <w:rPr>
@@ -2122,7 +1571,7 @@
           <w:rFonts w:ascii="Calibri" w:hAnsi="Calibri" w:eastAsia="Calibri"/>
           <w:color w:val="1F2937"/>
         </w:rPr>
-        <w:t>; Python-процессы миграции, deprovision, demo и TrueConf adapter; React SPA; PostgreSQL с pgvector; GLAUTH; Redpanda; ClickHouse; MinIO. Ollama работает на хосте и вызывается по HTTP, а TrueConf Server является внешним по отношению к репозиторию продуктом.</w:t>
+        <w:t>; Python-процессы миграции, deprovision, demo и TrueConf adapter; React SPA; PostgreSQL с pgvector; GLAUTH; Redpanda; ClickHouse; MinIO. Ollama работает на хосте и вызывается по HTTP, а TrueConf Server является отдельным проприетарным продуктом.</w:t>
       </w:r>
     </w:p>
     <w:p>
@@ -2509,21 +1958,7 @@
           <w:rFonts w:ascii="Calibri" w:hAnsi="Calibri" w:eastAsia="Calibri"/>
           <w:color w:val="1F2937"/>
         </w:rPr>
-        <w:t xml:space="preserve">В корне </w:t>
-      </w:r>
-      <w:r>
-        <w:rPr>
-          <w:rFonts w:ascii="Liberation Mono" w:hAnsi="Liberation Mono" w:eastAsia="Liberation Mono"/>
-          <w:color w:val="1F2937"/>
-        </w:rPr>
-        <w:t>alert-platform</w:t>
-      </w:r>
-      <w:r>
-        <w:rPr>
-          <w:rFonts w:ascii="Calibri" w:hAnsi="Calibri" w:eastAsia="Calibri"/>
-          <w:color w:val="1F2937"/>
-        </w:rPr>
-        <w:t xml:space="preserve"> отдельный файл LICENSE для собственного кода не обнаружен. Следовательно, право заказчика устанавливать, копировать, модифицировать и передавать саму платформу </w:t>
+        <w:t xml:space="preserve">Условия использования собственного кода платформы не оформлены отдельным лицензионным документом. Следовательно, право заказчика устанавливать, копировать, модифицировать и передавать платформу </w:t>
       </w:r>
       <w:r>
         <w:rPr>
@@ -2538,7 +1973,7 @@
           <w:rFonts w:ascii="Calibri" w:hAnsi="Calibri" w:eastAsia="Calibri"/>
           <w:color w:val="1F2937"/>
         </w:rPr>
-        <w:t xml:space="preserve"> репозиторием. Авторское право возникает независимо от наличия LICENSE; отсутствие файла не превращает код в свободный. До поставки нужен выбранный режим: служебное произведение и передача исключительных прав, простая лицензия по договору либо внутренняя собственность заказчика. В LICENSE/NOTICE проекта также следует перечислить third-party notices.</w:t>
+        <w:t>. Авторское право возникает независимо от наличия отдельного текста условий; отсутствие такого текста не превращает код в свободный. До поставки нужен выбранный режим: служебное произведение и передача исключительных прав, простая лицензия по договору либо внутренняя собственность заказчика. В комплекте поставки также следует перечислить third-party notices.</w:t>
       </w:r>
     </w:p>
     <w:p>
@@ -2573,20 +2008,18 @@
         </w:rPr>
         <w:t xml:space="preserve">Официальное </w:t>
       </w:r>
-      <w:hyperlink r:id="rId11">
-        <w:r>
-          <w:rPr>
-            <w:color w:val="1F4E79"/>
-            <w:u w:val="single"/>
-          </w:rPr>
-          <w:t>руководство TrueConf Server по лицензированию</w:t>
-        </w:r>
-      </w:hyperlink>
       <w:r>
         <w:rPr>
           <w:rFonts w:ascii="Calibri" w:hAnsi="Calibri" w:eastAsia="Calibri"/>
           <w:color w:val="1F2937"/>
         </w:rPr>
+        <w:t>руководство TrueConf Server по лицензированию</w:t>
+      </w:r>
+      <w:r>
+        <w:rPr>
+          <w:rFonts w:ascii="Calibri" w:hAnsi="Calibri" w:eastAsia="Calibri"/>
+          <w:color w:val="1F2937"/>
+        </w:rPr>
         <w:t xml:space="preserve"> разделяет extensions и типы подключений. Online user — авторизованное подключение к серверу; лицензия связана с устройством, поэтому один сотрудник на ПК и телефоне может занимать две online-лицензии. PRO user привязан к TrueConf ID и нужен для участия в групповых конференциях. Guest и SIP/H.323/RTSP connections считаются отдельно. В Enterprise различие между PRO и online устранено по правилам этой редакции.</w:t>
       </w:r>
     </w:p>
@@ -2600,15 +2033,13 @@
       </w:r>
     </w:p>
     <w:p>
-      <w:hyperlink r:id="rId12">
-        <w:r>
-          <w:rPr>
-            <w:color w:val="1F4E79"/>
-            <w:u w:val="single"/>
-          </w:rPr>
-          <w:t>Калькулятор TrueConf Server</w:t>
-        </w:r>
-      </w:hyperlink>
+      <w:r>
+        <w:rPr>
+          <w:rFonts w:ascii="Calibri" w:hAnsi="Calibri" w:eastAsia="Calibri"/>
+          <w:color w:val="1F2937"/>
+        </w:rPr>
+        <w:t>Калькулятор TrueConf Server</w:t>
+      </w:r>
       <w:r>
         <w:rPr>
           <w:rFonts w:ascii="Calibri" w:hAnsi="Calibri" w:eastAsia="Calibri"/>
@@ -2646,31 +2077,27 @@
         </w:rPr>
         <w:t xml:space="preserve">Официальная </w:t>
       </w:r>
-      <w:hyperlink r:id="rId13">
-        <w:r>
-          <w:rPr>
-            <w:color w:val="1F4E79"/>
-            <w:u w:val="single"/>
-          </w:rPr>
-          <w:t>документация Chatbot Connector</w:t>
-        </w:r>
-      </w:hyperlink>
       <w:r>
         <w:rPr>
           <w:rFonts w:ascii="Calibri" w:hAnsi="Calibri" w:eastAsia="Calibri"/>
           <w:color w:val="1F2937"/>
         </w:rPr>
+        <w:t>документация Chatbot Connector</w:t>
+      </w:r>
+      <w:r>
+        <w:rPr>
+          <w:rFonts w:ascii="Calibri" w:hAnsi="Calibri" w:eastAsia="Calibri"/>
+          <w:color w:val="1F2937"/>
+        </w:rPr>
         <w:t xml:space="preserve"> говорит, что TrueConf Server API for Chat Bots включён с версии 5.5.0. Официальный репозиторий </w:t>
       </w:r>
-      <w:hyperlink r:id="rId14">
-        <w:r>
-          <w:rPr>
-            <w:color w:val="1F4E79"/>
-            <w:u w:val="single"/>
-          </w:rPr>
-          <w:t>`python-trueconf-bot`</w:t>
-        </w:r>
-      </w:hyperlink>
+      <w:r>
+        <w:rPr>
+          <w:rFonts w:ascii="Calibri" w:hAnsi="Calibri" w:eastAsia="Calibri"/>
+          <w:color w:val="1F2937"/>
+        </w:rPr>
+        <w:t>`python-trueconf-bot`</w:t>
+      </w:r>
       <w:r>
         <w:rPr>
           <w:rFonts w:ascii="Calibri" w:hAnsi="Calibri" w:eastAsia="Calibri"/>
@@ -2739,15 +2166,13 @@
         </w:rPr>
         <w:t xml:space="preserve"> версии 1.4.2 опубликована 03.08.2026 в </w:t>
       </w:r>
-      <w:hyperlink r:id="rId15">
-        <w:r>
-          <w:rPr>
-            <w:color w:val="1F4E79"/>
-            <w:u w:val="single"/>
-          </w:rPr>
-          <w:t>официальной карточке PyPI</w:t>
-        </w:r>
-      </w:hyperlink>
+      <w:r>
+        <w:rPr>
+          <w:rFonts w:ascii="Calibri" w:hAnsi="Calibri" w:eastAsia="Calibri"/>
+          <w:color w:val="1F2937"/>
+        </w:rPr>
+        <w:t>официальной карточке PyPI</w:t>
+      </w:r>
       <w:r>
         <w:rPr>
           <w:rFonts w:ascii="Calibri" w:hAnsi="Calibri" w:eastAsia="Calibri"/>
@@ -2802,36 +2227,32 @@
         </w:rPr>
         <w:t xml:space="preserve">PostgreSQL 16 в образе pgvector использует разрешительную </w:t>
       </w:r>
-      <w:hyperlink r:id="rId16">
-        <w:r>
-          <w:rPr>
-            <w:color w:val="1F4E79"/>
-            <w:u w:val="single"/>
-          </w:rPr>
-          <w:t>PostgreSQL License</w:t>
-        </w:r>
-      </w:hyperlink>
       <w:r>
         <w:rPr>
           <w:rFonts w:ascii="Calibri" w:hAnsi="Calibri" w:eastAsia="Calibri"/>
           <w:color w:val="1F2937"/>
         </w:rPr>
-        <w:t xml:space="preserve">; </w:t>
-      </w:r>
-      <w:hyperlink r:id="rId17">
-        <w:r>
-          <w:rPr>
-            <w:color w:val="1F4E79"/>
-            <w:u w:val="single"/>
-          </w:rPr>
-          <w:t>pgvector</w:t>
-        </w:r>
-      </w:hyperlink>
+        <w:t>PostgreSQL License</w:t>
+      </w:r>
       <w:r>
         <w:rPr>
           <w:rFonts w:ascii="Calibri" w:hAnsi="Calibri" w:eastAsia="Calibri"/>
           <w:color w:val="1F2937"/>
         </w:rPr>
+        <w:t xml:space="preserve">; </w:t>
+      </w:r>
+      <w:r>
+        <w:rPr>
+          <w:rFonts w:ascii="Calibri" w:hAnsi="Calibri" w:eastAsia="Calibri"/>
+          <w:color w:val="1F2937"/>
+        </w:rPr>
+        <w:t>pgvector</w:t>
+      </w:r>
+      <w:r>
+        <w:rPr>
+          <w:rFonts w:ascii="Calibri" w:hAnsi="Calibri" w:eastAsia="Calibri"/>
+          <w:color w:val="1F2937"/>
+        </w:rPr>
         <w:t xml:space="preserve"> использует ту же лицензию. Коммерческое внутреннее применение, модификация и распространение разрешены без платы при сохранении copyright и текста условий. Нет гарантии и обязательной поддержки. Образ </w:t>
       </w:r>
       <w:r>
@@ -2857,20 +2278,18 @@
         </w:rPr>
         <w:t xml:space="preserve">ClickHouse server 24.8 и Go driver относятся к Apache-2.0; первичный источник — </w:t>
       </w:r>
-      <w:hyperlink r:id="rId18">
-        <w:r>
-          <w:rPr>
-            <w:color w:val="1F4E79"/>
-            <w:u w:val="single"/>
-          </w:rPr>
-          <w:t>LICENSE ClickHouse</w:t>
-        </w:r>
-      </w:hyperlink>
       <w:r>
         <w:rPr>
           <w:rFonts w:ascii="Calibri" w:hAnsi="Calibri" w:eastAsia="Calibri"/>
           <w:color w:val="1F2937"/>
         </w:rPr>
+        <w:t>LICENSE ClickHouse</w:t>
+      </w:r>
+      <w:r>
+        <w:rPr>
+          <w:rFonts w:ascii="Calibri" w:hAnsi="Calibri" w:eastAsia="Calibri"/>
+          <w:color w:val="1F2937"/>
+        </w:rPr>
         <w:t>. Apache-2.0 разрешает коммерческое использование и распространение, требует передать текст лицензии, сохранить notices, отметить изменённые файлы и учесть NOTICE; содержит патентную лицензию с условием прекращения при определённом patent litigation. Товарный знак ClickHouse лицензией не передаётся.</w:t>
       </w:r>
     </w:p>
@@ -2882,15 +2301,13 @@
         </w:rPr>
         <w:t xml:space="preserve">GLAUTH имеет </w:t>
       </w:r>
-      <w:hyperlink r:id="rId19">
-        <w:r>
-          <w:rPr>
-            <w:color w:val="1F4E79"/>
-            <w:u w:val="single"/>
-          </w:rPr>
-          <w:t>MIT License</w:t>
-        </w:r>
-      </w:hyperlink>
+      <w:r>
+        <w:rPr>
+          <w:rFonts w:ascii="Calibri" w:hAnsi="Calibri" w:eastAsia="Calibri"/>
+          <w:color w:val="1F2937"/>
+        </w:rPr>
+        <w:t>MIT License</w:t>
+      </w:r>
       <w:r>
         <w:rPr>
           <w:rFonts w:ascii="Calibri" w:hAnsi="Calibri" w:eastAsia="Calibri"/>
@@ -3024,49 +2441,21 @@
           <w:rFonts w:ascii="Calibri" w:hAnsi="Calibri" w:eastAsia="Calibri"/>
           <w:color w:val="1F2937"/>
         </w:rPr>
-        <w:t xml:space="preserve">. Их заявленные лицензии преимущественно MIT/BSD/Apache-2.0. В </w:t>
+        <w:t xml:space="preserve">. Их заявленные лицензии преимущественно MIT/BSD/Apache-2.0. В составе транзитивных модулей также присутствуют Azure NTLM, Brotli, xxhash, compress, OpenTelemetry, </w:t>
       </w:r>
       <w:r>
         <w:rPr>
           <w:rFonts w:ascii="Liberation Mono" w:hAnsi="Liberation Mono" w:eastAsia="Liberation Mono"/>
           <w:color w:val="1F2937"/>
         </w:rPr>
-        <w:t>go.mod</w:t>
+        <w:t>golang.org/x/*</w:t>
       </w:r>
       <w:r>
         <w:rPr>
           <w:rFonts w:ascii="Calibri" w:hAnsi="Calibri" w:eastAsia="Calibri"/>
           <w:color w:val="1F2937"/>
         </w:rPr>
-        <w:t xml:space="preserve"> присутствуют также Azure NTLM, Brotli, xxhash, compress, OpenTelemetry, </w:t>
-      </w:r>
-      <w:r>
-        <w:rPr>
-          <w:rFonts w:ascii="Liberation Mono" w:hAnsi="Liberation Mono" w:eastAsia="Liberation Mono"/>
-          <w:color w:val="1F2937"/>
-        </w:rPr>
-        <w:t>golang.org/x/*</w:t>
-      </w:r>
-      <w:r>
-        <w:rPr>
-          <w:rFonts w:ascii="Calibri" w:hAnsi="Calibri" w:eastAsia="Calibri"/>
-          <w:color w:val="1F2937"/>
-        </w:rPr>
-        <w:t xml:space="preserve"> и другие транзитивные модули. Коммерческое применение предварительно допустимо, но финальный бинарник должен получить автоматическую лицензионную ведомость по </w:t>
-      </w:r>
-      <w:r>
-        <w:rPr>
-          <w:rFonts w:ascii="Liberation Mono" w:hAnsi="Liberation Mono" w:eastAsia="Liberation Mono"/>
-          <w:color w:val="1F2937"/>
-        </w:rPr>
-        <w:t>go list -m all</w:t>
-      </w:r>
-      <w:r>
-        <w:rPr>
-          <w:rFonts w:ascii="Calibri" w:hAnsi="Calibri" w:eastAsia="Calibri"/>
-          <w:color w:val="1F2937"/>
-        </w:rPr>
-        <w:t xml:space="preserve"> и исходным LICENSE на зафиксированных версиях.</w:t>
+        <w:t xml:space="preserve"> и другие библиотеки. Коммерческое применение предварительно допустимо, но финальный бинарник должен получить автоматическую лицензионную ведомость по полному графу модулей и официальным условиям зафиксированных версий.</w:t>
       </w:r>
     </w:p>
     <w:p>
@@ -3327,15 +2716,13 @@
         </w:rPr>
         <w:t xml:space="preserve">Официальное </w:t>
       </w:r>
-      <w:hyperlink r:id="rId20">
-        <w:r>
-          <w:rPr>
-            <w:color w:val="1F4E79"/>
-            <w:u w:val="single"/>
-          </w:rPr>
-          <w:t>описание лицензирования Redpanda 24.3</w:t>
-        </w:r>
-      </w:hyperlink>
+      <w:r>
+        <w:rPr>
+          <w:rFonts w:ascii="Calibri" w:hAnsi="Calibri" w:eastAsia="Calibri"/>
+          <w:color w:val="1F2937"/>
+        </w:rPr>
+        <w:t>описание лицензирования Redpanda 24.3</w:t>
+      </w:r>
       <w:r>
         <w:rPr>
           <w:rFonts w:ascii="Calibri" w:hAnsi="Calibri" w:eastAsia="Calibri"/>
@@ -3410,47 +2797,41 @@
         </w:rPr>
         <w:t xml:space="preserve">Compose использует отдельный сервер MinIO как опциональный S3-архив сырого Signal. Официальный upstream </w:t>
       </w:r>
-      <w:hyperlink r:id="rId21">
-        <w:r>
-          <w:rPr>
-            <w:color w:val="1F4E79"/>
-            <w:u w:val="single"/>
-          </w:rPr>
-          <w:t>описывает community MinIO как AGPL-3.0</w:t>
-        </w:r>
-      </w:hyperlink>
       <w:r>
         <w:rPr>
           <w:rFonts w:ascii="Calibri" w:hAnsi="Calibri" w:eastAsia="Calibri"/>
           <w:color w:val="1F2937"/>
         </w:rPr>
-        <w:t xml:space="preserve"> и предлагает коммерческую альтернативу. </w:t>
-      </w:r>
-      <w:hyperlink r:id="rId22">
-        <w:r>
-          <w:rPr>
-            <w:color w:val="1F4E79"/>
-            <w:u w:val="single"/>
-          </w:rPr>
-          <w:t>Страница MinIO compliance</w:t>
-        </w:r>
-      </w:hyperlink>
+        <w:t>описывает community MinIO как AGPL-3.0</w:t>
+      </w:r>
       <w:r>
         <w:rPr>
           <w:rFonts w:ascii="Calibri" w:hAnsi="Calibri" w:eastAsia="Calibri"/>
           <w:color w:val="1F2937"/>
         </w:rPr>
+        <w:t xml:space="preserve"> и предлагает коммерческую альтернативу. </w:t>
+      </w:r>
+      <w:r>
+        <w:rPr>
+          <w:rFonts w:ascii="Calibri" w:hAnsi="Calibri" w:eastAsia="Calibri"/>
+          <w:color w:val="1F2937"/>
+        </w:rPr>
+        <w:t>Страница MinIO compliance</w:t>
+      </w:r>
+      <w:r>
+        <w:rPr>
+          <w:rFonts w:ascii="Calibri" w:hAnsi="Calibri" w:eastAsia="Calibri"/>
+          <w:color w:val="1F2937"/>
+        </w:rPr>
         <w:t xml:space="preserve"> подчёркивает dual licensing и сетевые/source-code obligations; </w:t>
       </w:r>
-      <w:hyperlink r:id="rId23">
-        <w:r>
-          <w:rPr>
-            <w:color w:val="1F4E79"/>
-            <w:u w:val="single"/>
-          </w:rPr>
-          <w:t>документация `mc license info`</w:t>
-        </w:r>
-      </w:hyperlink>
+      <w:r>
+        <w:rPr>
+          <w:rFonts w:ascii="Calibri" w:hAnsi="Calibri" w:eastAsia="Calibri"/>
+          <w:color w:val="1F2937"/>
+        </w:rPr>
+        <w:t>документация `mc license info`</w:t>
+      </w:r>
       <w:r>
         <w:rPr>
           <w:rFonts w:ascii="Calibri" w:hAnsi="Calibri" w:eastAsia="Calibri"/>
@@ -3611,31 +2992,27 @@
         </w:rPr>
         <w:t xml:space="preserve">Официальная </w:t>
       </w:r>
-      <w:hyperlink r:id="rId24">
-        <w:r>
-          <w:rPr>
-            <w:color w:val="1F4E79"/>
-            <w:u w:val="single"/>
-          </w:rPr>
-          <w:t>документация Docker Engine</w:t>
-        </w:r>
-      </w:hyperlink>
       <w:r>
         <w:rPr>
           <w:rFonts w:ascii="Calibri" w:hAnsi="Calibri" w:eastAsia="Calibri"/>
           <w:color w:val="1F2937"/>
         </w:rPr>
+        <w:t>документация Docker Engine</w:t>
+      </w:r>
+      <w:r>
+        <w:rPr>
+          <w:rFonts w:ascii="Calibri" w:hAnsi="Calibri" w:eastAsia="Calibri"/>
+          <w:color w:val="1F2937"/>
+        </w:rPr>
         <w:t xml:space="preserve"> называет Engine open-source и указывает Apache-2.0; Docker Compose также имеет </w:t>
       </w:r>
-      <w:hyperlink r:id="rId25">
-        <w:r>
-          <w:rPr>
-            <w:color w:val="1F4E79"/>
-            <w:u w:val="single"/>
-          </w:rPr>
-          <w:t>Apache-2.0 LICENSE</w:t>
-        </w:r>
-      </w:hyperlink>
+      <w:r>
+        <w:rPr>
+          <w:rFonts w:ascii="Calibri" w:hAnsi="Calibri" w:eastAsia="Calibri"/>
+          <w:color w:val="1F2937"/>
+        </w:rPr>
+        <w:t>Apache-2.0 LICENSE</w:t>
+      </w:r>
       <w:r>
         <w:rPr>
           <w:rFonts w:ascii="Calibri" w:hAnsi="Calibri" w:eastAsia="Calibri"/>
@@ -3688,20 +3065,18 @@
         </w:rPr>
         <w:t xml:space="preserve">Ollama runtime имеет </w:t>
       </w:r>
-      <w:hyperlink r:id="rId26">
-        <w:r>
-          <w:rPr>
-            <w:color w:val="1F4E79"/>
-            <w:u w:val="single"/>
-          </w:rPr>
-          <w:t>MIT License</w:t>
-        </w:r>
-      </w:hyperlink>
       <w:r>
         <w:rPr>
           <w:rFonts w:ascii="Calibri" w:hAnsi="Calibri" w:eastAsia="Calibri"/>
           <w:color w:val="1F2937"/>
         </w:rPr>
+        <w:t>MIT License</w:t>
+      </w:r>
+      <w:r>
+        <w:rPr>
+          <w:rFonts w:ascii="Calibri" w:hAnsi="Calibri" w:eastAsia="Calibri"/>
+          <w:color w:val="1F2937"/>
+        </w:rPr>
         <w:t>. Это не распространяет MIT автоматически на загруженные веса. У каждой модели самостоятельные условия, и даже одно имя в Ollama может указывать на разные digest, quantization и производную модель.</w:t>
       </w:r>
     </w:p>
@@ -3739,21 +3114,7 @@
           <w:rFonts w:ascii="Calibri" w:hAnsi="Calibri" w:eastAsia="Calibri"/>
           <w:color w:val="1F2937"/>
         </w:rPr>
-        <w:t xml:space="preserve"> 30B. Но репозиторий не содержит Modelfile, исходный digest, </w:t>
-      </w:r>
-      <w:r>
-        <w:rPr>
-          <w:rFonts w:ascii="Liberation Mono" w:hAnsi="Liberation Mono" w:eastAsia="Liberation Mono"/>
-          <w:color w:val="1F2937"/>
-        </w:rPr>
-        <w:t>FROM</w:t>
-      </w:r>
-      <w:r>
-        <w:rPr>
-          <w:rFonts w:ascii="Calibri" w:hAnsi="Calibri" w:eastAsia="Calibri"/>
-          <w:color w:val="1F2937"/>
-        </w:rPr>
-        <w:t xml:space="preserve">, LICENSE stanza или вывод </w:t>
+        <w:t xml:space="preserve"> 30B. Но не предоставлены исходный digest, описание сборки модели, сведения о базовых весах и полный вывод </w:t>
       </w:r>
       <w:r>
         <w:rPr>
@@ -3796,88 +3157,52 @@
           <w:rFonts w:ascii="Calibri" w:hAnsi="Calibri" w:eastAsia="Calibri"/>
           <w:color w:val="1F2937"/>
         </w:rPr>
-        <w:t xml:space="preserve">. Официальная модель </w:t>
-      </w:r>
-      <w:hyperlink r:id="rId27">
-        <w:r>
-          <w:rPr>
-            <w:color w:val="1F4E79"/>
-            <w:u w:val="single"/>
-          </w:rPr>
-          <w:t>Qwen3-Coder-30B-A3B-Instruct</w:t>
-        </w:r>
-      </w:hyperlink>
+        <w:t>. Официальная модель Qwen3-Coder-30B-A3B-Instruct опубликована под Apache-2.0 и допускает коммерческое использование при выполнении обязанностей этой лицензии. До допуска нужно доказать, что локальный digest действительно происходит от данной модели и что дополнительные adapters/datasets не добавляют иных условий.</w:t>
+      </w:r>
+    </w:p>
+    <w:p>
       <w:r>
         <w:rPr>
           <w:rFonts w:ascii="Calibri" w:hAnsi="Calibri" w:eastAsia="Calibri"/>
           <w:color w:val="1F2937"/>
         </w:rPr>
-        <w:t xml:space="preserve"> опубликована под Apache-2.0, а её </w:t>
-      </w:r>
-      <w:hyperlink r:id="rId28">
-        <w:r>
-          <w:rPr>
-            <w:color w:val="1F4E79"/>
-            <w:u w:val="single"/>
-          </w:rPr>
-          <w:t>LICENSE</w:t>
-        </w:r>
-      </w:hyperlink>
+        <w:t xml:space="preserve">Embedding-модель настроена как </w:t>
+      </w:r>
+      <w:r>
+        <w:rPr>
+          <w:rFonts w:ascii="Liberation Mono" w:hAnsi="Liberation Mono" w:eastAsia="Liberation Mono"/>
+          <w:color w:val="1F2937"/>
+        </w:rPr>
+        <w:t>nomic-embed-text</w:t>
+      </w:r>
       <w:r>
         <w:rPr>
           <w:rFonts w:ascii="Calibri" w:hAnsi="Calibri" w:eastAsia="Calibri"/>
           <w:color w:val="1F2937"/>
         </w:rPr>
-        <w:t xml:space="preserve"> разрешает коммерческое использование при выполнении Apache-обязанностей. До допуска нужно доказать, что локальный digest действительно происходит от этой модели и что дополнительные adapters/datasets не добавляют иных условий.</w:t>
-      </w:r>
-    </w:p>
-    <w:p>
+        <w:t xml:space="preserve">. Официальная карточка </w:t>
+      </w:r>
       <w:r>
         <w:rPr>
           <w:rFonts w:ascii="Calibri" w:hAnsi="Calibri" w:eastAsia="Calibri"/>
           <w:color w:val="1F2937"/>
         </w:rPr>
-        <w:t xml:space="preserve">Embedding-модель настроена как </w:t>
-      </w:r>
-      <w:r>
-        <w:rPr>
-          <w:rFonts w:ascii="Liberation Mono" w:hAnsi="Liberation Mono" w:eastAsia="Liberation Mono"/>
-          <w:color w:val="1F2937"/>
-        </w:rPr>
-        <w:t>nomic-embed-text</w:t>
+        <w:t>nomic-embed-text-v1.5</w:t>
       </w:r>
       <w:r>
         <w:rPr>
           <w:rFonts w:ascii="Calibri" w:hAnsi="Calibri" w:eastAsia="Calibri"/>
           <w:color w:val="1F2937"/>
         </w:rPr>
-        <w:t xml:space="preserve">. Официальная карточка </w:t>
-      </w:r>
-      <w:hyperlink r:id="rId29">
-        <w:r>
-          <w:rPr>
-            <w:color w:val="1F4E79"/>
-            <w:u w:val="single"/>
-          </w:rPr>
-          <w:t>nomic-embed-text-v1.5</w:t>
-        </w:r>
-      </w:hyperlink>
+        <w:t xml:space="preserve"> указывает Apache-2.0, а </w:t>
+      </w:r>
       <w:r>
         <w:rPr>
           <w:rFonts w:ascii="Calibri" w:hAnsi="Calibri" w:eastAsia="Calibri"/>
           <w:color w:val="1F2937"/>
         </w:rPr>
-        <w:t xml:space="preserve"> указывает Apache-2.0, а </w:t>
-      </w:r>
-      <w:hyperlink r:id="rId30">
-        <w:r>
-          <w:rPr>
-            <w:color w:val="1F4E79"/>
-            <w:u w:val="single"/>
-          </w:rPr>
-          <w:t>Ollama library</w:t>
-        </w:r>
-      </w:hyperlink>
+        <w:t>Ollama library</w:t>
+      </w:r>
       <w:r>
         <w:rPr>
           <w:rFonts w:ascii="Calibri" w:hAnsi="Calibri" w:eastAsia="Calibri"/>
@@ -3978,15 +3303,13 @@
         </w:rPr>
         <w:t xml:space="preserve">Официальный </w:t>
       </w:r>
-      <w:hyperlink r:id="rId31">
-        <w:r>
-          <w:rPr>
-            <w:color w:val="1F4E79"/>
-            <w:u w:val="single"/>
-          </w:rPr>
-          <w:t>Ollama Show API</w:t>
-        </w:r>
-      </w:hyperlink>
+      <w:r>
+        <w:rPr>
+          <w:rFonts w:ascii="Calibri" w:hAnsi="Calibri" w:eastAsia="Calibri"/>
+          <w:color w:val="1F2937"/>
+        </w:rPr>
+        <w:t>Ollama Show API</w:t>
+      </w:r>
       <w:r>
         <w:rPr>
           <w:rFonts w:ascii="Calibri" w:hAnsi="Calibri" w:eastAsia="Calibri"/>
@@ -4046,15 +3369,13 @@
         </w:rPr>
         <w:t xml:space="preserve"> Официальное </w:t>
       </w:r>
-      <w:hyperlink r:id="rId32">
-        <w:r>
-          <w:rPr>
-            <w:color w:val="1F4E79"/>
-            <w:u w:val="single"/>
-          </w:rPr>
-          <w:t>лицензионное соглашение Postgres Pro</w:t>
-        </w:r>
-      </w:hyperlink>
+      <w:r>
+        <w:rPr>
+          <w:rFonts w:ascii="Calibri" w:hAnsi="Calibri" w:eastAsia="Calibri"/>
+          <w:color w:val="1F2937"/>
+        </w:rPr>
+        <w:t>лицензионное соглашение Postgres Pro</w:t>
+      </w:r>
       <w:r>
         <w:rPr>
           <w:rFonts w:ascii="Calibri" w:hAnsi="Calibri" w:eastAsia="Calibri"/>
@@ -4077,39 +3398,7 @@
           <w:rFonts w:ascii="Calibri" w:hAnsi="Calibri" w:eastAsia="Calibri"/>
           <w:color w:val="1F2937"/>
         </w:rPr>
-        <w:t xml:space="preserve"> Официальная </w:t>
-      </w:r>
-      <w:hyperlink r:id="rId33">
-        <w:r>
-          <w:rPr>
-            <w:color w:val="1F4E79"/>
-            <w:u w:val="single"/>
-          </w:rPr>
-          <w:t>инструкция по активации</w:t>
-        </w:r>
-      </w:hyperlink>
-      <w:r>
-        <w:rPr>
-          <w:rFonts w:ascii="Calibri" w:hAnsi="Calibri" w:eastAsia="Calibri"/>
-          <w:color w:val="1F2937"/>
-        </w:rPr>
-        <w:t xml:space="preserve"> говорит, что программная активация не требуется, а подтверждением служат формуляр и лицензионный договор; </w:t>
-      </w:r>
-      <w:hyperlink r:id="rId34">
-        <w:r>
-          <w:rPr>
-            <w:color w:val="1F4E79"/>
-            <w:u w:val="single"/>
-          </w:rPr>
-          <w:t>приобретение Special Edition</w:t>
-        </w:r>
-      </w:hyperlink>
-      <w:r>
-        <w:rPr>
-          <w:rFonts w:ascii="Calibri" w:hAnsi="Calibri" w:eastAsia="Calibri"/>
-          <w:color w:val="1F2937"/>
-        </w:rPr>
-        <w:t xml:space="preserve"> идёт через официальных партнёров. Количество лицензий, уровень защищённости, виртуальные экземпляры и поддержка должны соответствовать topology. Репозиторий не задаёт production OS, поэтому объём </w:t>
+        <w:t xml:space="preserve"> По официальным условиям программная активация не требуется, а подтверждением прав служат формуляр и лицензионный договор; приобретение Special Edition выполняется через официальных партнёров. Количество лицензий, уровень защищённости, виртуальные экземпляры и поддержка должны соответствовать topology. Production OS пока не выбрана, поэтому объём </w:t>
       </w:r>
       <w:r>
         <w:rPr>
@@ -4143,31 +3432,27 @@
         </w:rPr>
         <w:t xml:space="preserve"> Compose не является Kubernetes deployment. Бесплатная </w:t>
       </w:r>
-      <w:hyperlink r:id="rId35">
-        <w:r>
-          <w:rPr>
-            <w:color w:val="1F4E79"/>
-            <w:u w:val="single"/>
-          </w:rPr>
-          <w:t>Community Edition</w:t>
-        </w:r>
-      </w:hyperlink>
       <w:r>
         <w:rPr>
           <w:rFonts w:ascii="Calibri" w:hAnsi="Calibri" w:eastAsia="Calibri"/>
           <w:color w:val="1F2937"/>
         </w:rPr>
+        <w:t>Community Edition</w:t>
+      </w:r>
+      <w:r>
+        <w:rPr>
+          <w:rFonts w:ascii="Calibri" w:hAnsi="Calibri" w:eastAsia="Calibri"/>
+          <w:color w:val="1F2937"/>
+        </w:rPr>
         <w:t xml:space="preserve"> заявлена под Apache-2.0 и допускает коммерческое применение без ограничения узлов/срока, но без объёма enterprise support. Коммерческие редакции лицензируются срочно или бессрочно по vCPU, CPU Core либо Server; официальная </w:t>
       </w:r>
-      <w:hyperlink r:id="rId36">
-        <w:r>
-          <w:rPr>
-            <w:color w:val="1F4E79"/>
-            <w:u w:val="single"/>
-          </w:rPr>
-          <w:t>страница лицензирования</w:t>
-        </w:r>
-      </w:hyperlink>
+      <w:r>
+        <w:rPr>
+          <w:rFonts w:ascii="Calibri" w:hAnsi="Calibri" w:eastAsia="Calibri"/>
+          <w:color w:val="1F2937"/>
+        </w:rPr>
+        <w:t>страница лицензирования</w:t>
+      </w:r>
       <w:r>
         <w:rPr>
           <w:rFonts w:ascii="Calibri" w:hAnsi="Calibri" w:eastAsia="Calibri"/>
@@ -4198,15 +3483,15 @@
         <w:tblInd w:w="120" w:type="dxa"/>
       </w:tblPr>
       <w:tblGrid>
-        <w:gridCol w:w="1101"/>
-        <w:gridCol w:w="918"/>
-        <w:gridCol w:w="1180"/>
-        <w:gridCol w:w="918"/>
-        <w:gridCol w:w="1180"/>
-        <w:gridCol w:w="1180"/>
-        <w:gridCol w:w="918"/>
-        <w:gridCol w:w="787"/>
-        <w:gridCol w:w="1178"/>
+        <w:gridCol w:w="1170"/>
+        <w:gridCol w:w="910"/>
+        <w:gridCol w:w="1170"/>
+        <w:gridCol w:w="910"/>
+        <w:gridCol w:w="1170"/>
+        <w:gridCol w:w="1170"/>
+        <w:gridCol w:w="910"/>
+        <w:gridCol w:w="780"/>
+        <w:gridCol w:w="1170"/>
       </w:tblGrid>
       <w:tr>
         <w:trPr>
@@ -4215,7 +3500,7 @@
         </w:trPr>
         <w:tc>
           <w:tcPr>
-            <w:tcW w:type="dxa" w:w="1101"/>
+            <w:tcW w:type="dxa" w:w="1170"/>
             <w:vAlign w:val="center"/>
             <w:shd w:fill="1F4E79"/>
             <w:tcMar>
@@ -4247,7 +3532,7 @@
         </w:tc>
         <w:tc>
           <w:tcPr>
-            <w:tcW w:type="dxa" w:w="918"/>
+            <w:tcW w:type="dxa" w:w="910"/>
             <w:vAlign w:val="center"/>
             <w:shd w:fill="1F4E79"/>
             <w:tcMar>
@@ -4279,7 +3564,7 @@
         </w:tc>
         <w:tc>
           <w:tcPr>
-            <w:tcW w:type="dxa" w:w="1180"/>
+            <w:tcW w:type="dxa" w:w="1170"/>
             <w:vAlign w:val="center"/>
             <w:shd w:fill="1F4E79"/>
             <w:tcMar>
@@ -4311,7 +3596,7 @@
         </w:tc>
         <w:tc>
           <w:tcPr>
-            <w:tcW w:type="dxa" w:w="918"/>
+            <w:tcW w:type="dxa" w:w="910"/>
             <w:vAlign w:val="center"/>
             <w:shd w:fill="1F4E79"/>
             <w:tcMar>
@@ -4343,7 +3628,7 @@
         </w:tc>
         <w:tc>
           <w:tcPr>
-            <w:tcW w:type="dxa" w:w="1180"/>
+            <w:tcW w:type="dxa" w:w="1170"/>
             <w:vAlign w:val="center"/>
             <w:shd w:fill="1F4E79"/>
             <w:tcMar>
@@ -4375,7 +3660,7 @@
         </w:tc>
         <w:tc>
           <w:tcPr>
-            <w:tcW w:type="dxa" w:w="1180"/>
+            <w:tcW w:type="dxa" w:w="1170"/>
             <w:vAlign w:val="center"/>
             <w:shd w:fill="1F4E79"/>
             <w:tcMar>
@@ -4407,7 +3692,7 @@
         </w:tc>
         <w:tc>
           <w:tcPr>
-            <w:tcW w:type="dxa" w:w="918"/>
+            <w:tcW w:type="dxa" w:w="910"/>
             <w:vAlign w:val="center"/>
             <w:shd w:fill="1F4E79"/>
             <w:tcMar>
@@ -4439,7 +3724,7 @@
         </w:tc>
         <w:tc>
           <w:tcPr>
-            <w:tcW w:type="dxa" w:w="787"/>
+            <w:tcW w:type="dxa" w:w="780"/>
             <w:vAlign w:val="center"/>
             <w:shd w:fill="1F4E79"/>
             <w:tcMar>
@@ -4471,7 +3756,7 @@
         </w:tc>
         <w:tc>
           <w:tcPr>
-            <w:tcW w:type="dxa" w:w="1178"/>
+            <w:tcW w:type="dxa" w:w="1170"/>
             <w:vAlign w:val="center"/>
             <w:shd w:fill="1F4E79"/>
             <w:tcMar>
@@ -4508,7 +3793,7 @@
         </w:trPr>
         <w:tc>
           <w:tcPr>
-            <w:tcW w:type="dxa" w:w="1101"/>
+            <w:tcW w:type="dxa" w:w="1170"/>
             <w:vAlign w:val="center"/>
             <w:tcMar>
               <w:top w:w="80" w:type="dxa"/>
@@ -4542,7 +3827,7 @@
         </w:tc>
         <w:tc>
           <w:tcPr>
-            <w:tcW w:type="dxa" w:w="918"/>
+            <w:tcW w:type="dxa" w:w="910"/>
             <w:vAlign w:val="center"/>
             <w:tcMar>
               <w:top w:w="80" w:type="dxa"/>
@@ -4568,7 +3853,7 @@
         </w:tc>
         <w:tc>
           <w:tcPr>
-            <w:tcW w:type="dxa" w:w="1180"/>
+            <w:tcW w:type="dxa" w:w="1170"/>
             <w:vAlign w:val="center"/>
             <w:tcMar>
               <w:top w:w="80" w:type="dxa"/>
@@ -4594,7 +3879,7 @@
         </w:tc>
         <w:tc>
           <w:tcPr>
-            <w:tcW w:type="dxa" w:w="918"/>
+            <w:tcW w:type="dxa" w:w="910"/>
             <w:vAlign w:val="center"/>
             <w:tcMar>
               <w:top w:w="80" w:type="dxa"/>
@@ -4620,7 +3905,7 @@
         </w:tc>
         <w:tc>
           <w:tcPr>
-            <w:tcW w:type="dxa" w:w="1180"/>
+            <w:tcW w:type="dxa" w:w="1170"/>
             <w:vAlign w:val="center"/>
             <w:tcMar>
               <w:top w:w="80" w:type="dxa"/>
@@ -4646,7 +3931,7 @@
         </w:tc>
         <w:tc>
           <w:tcPr>
-            <w:tcW w:type="dxa" w:w="1180"/>
+            <w:tcW w:type="dxa" w:w="1170"/>
             <w:vAlign w:val="center"/>
             <w:tcMar>
               <w:top w:w="80" w:type="dxa"/>
@@ -4672,7 +3957,7 @@
         </w:tc>
         <w:tc>
           <w:tcPr>
-            <w:tcW w:type="dxa" w:w="918"/>
+            <w:tcW w:type="dxa" w:w="910"/>
             <w:vAlign w:val="center"/>
             <w:tcMar>
               <w:top w:w="80" w:type="dxa"/>
@@ -4698,7 +3983,7 @@
         </w:tc>
         <w:tc>
           <w:tcPr>
-            <w:tcW w:type="dxa" w:w="787"/>
+            <w:tcW w:type="dxa" w:w="780"/>
             <w:vAlign w:val="center"/>
             <w:tcMar>
               <w:top w:w="80" w:type="dxa"/>
@@ -4724,7 +4009,7 @@
         </w:tc>
         <w:tc>
           <w:tcPr>
-            <w:tcW w:type="dxa" w:w="1178"/>
+            <w:tcW w:type="dxa" w:w="1170"/>
             <w:vAlign w:val="center"/>
             <w:tcMar>
               <w:top w:w="80" w:type="dxa"/>
@@ -4755,7 +4040,7 @@
         </w:trPr>
         <w:tc>
           <w:tcPr>
-            <w:tcW w:type="dxa" w:w="1101"/>
+            <w:tcW w:type="dxa" w:w="1170"/>
             <w:vAlign w:val="center"/>
             <w:shd w:fill="F2F4F7"/>
             <w:tcMar>
@@ -4782,7 +4067,7 @@
         </w:tc>
         <w:tc>
           <w:tcPr>
-            <w:tcW w:type="dxa" w:w="918"/>
+            <w:tcW w:type="dxa" w:w="910"/>
             <w:vAlign w:val="center"/>
             <w:shd w:fill="F2F4F7"/>
             <w:tcMar>
@@ -4809,7 +4094,7 @@
         </w:tc>
         <w:tc>
           <w:tcPr>
-            <w:tcW w:type="dxa" w:w="1180"/>
+            <w:tcW w:type="dxa" w:w="1170"/>
             <w:vAlign w:val="center"/>
             <w:shd w:fill="F2F4F7"/>
             <w:tcMar>
@@ -4836,7 +4121,7 @@
         </w:tc>
         <w:tc>
           <w:tcPr>
-            <w:tcW w:type="dxa" w:w="918"/>
+            <w:tcW w:type="dxa" w:w="910"/>
             <w:vAlign w:val="center"/>
             <w:shd w:fill="F2F4F7"/>
             <w:tcMar>
@@ -4863,7 +4148,7 @@
         </w:tc>
         <w:tc>
           <w:tcPr>
-            <w:tcW w:type="dxa" w:w="1180"/>
+            <w:tcW w:type="dxa" w:w="1170"/>
             <w:vAlign w:val="center"/>
             <w:shd w:fill="F2F4F7"/>
             <w:tcMar>
@@ -4890,7 +4175,7 @@
         </w:tc>
         <w:tc>
           <w:tcPr>
-            <w:tcW w:type="dxa" w:w="1180"/>
+            <w:tcW w:type="dxa" w:w="1170"/>
             <w:vAlign w:val="center"/>
             <w:shd w:fill="F2F4F7"/>
             <w:tcMar>
@@ -4917,7 +4202,7 @@
         </w:tc>
         <w:tc>
           <w:tcPr>
-            <w:tcW w:type="dxa" w:w="918"/>
+            <w:tcW w:type="dxa" w:w="910"/>
             <w:vAlign w:val="center"/>
             <w:shd w:fill="F2F4F7"/>
             <w:tcMar>
@@ -4944,7 +4229,7 @@
         </w:tc>
         <w:tc>
           <w:tcPr>
-            <w:tcW w:type="dxa" w:w="787"/>
+            <w:tcW w:type="dxa" w:w="780"/>
             <w:vAlign w:val="center"/>
             <w:shd w:fill="F2F4F7"/>
             <w:tcMar>
@@ -4971,7 +4256,7 @@
         </w:tc>
         <w:tc>
           <w:tcPr>
-            <w:tcW w:type="dxa" w:w="1178"/>
+            <w:tcW w:type="dxa" w:w="1170"/>
             <w:vAlign w:val="center"/>
             <w:shd w:fill="F2F4F7"/>
             <w:tcMar>
@@ -4986,15 +4271,14 @@
               <w:spacing w:before="0" w:after="30" w:line="252" w:lineRule="auto"/>
             </w:pPr>
             <w:r/>
-            <w:hyperlink r:id="rId11">
-              <w:r>
-                <w:rPr>
-                  <w:color w:val="1F4E79"/>
-                  <w:u w:val="single"/>
-                </w:rPr>
-                <w:t>TrueConf licensing</w:t>
-              </w:r>
-            </w:hyperlink>
+            <w:r>
+              <w:rPr>
+                <w:rFonts w:ascii="Calibri" w:hAnsi="Calibri" w:eastAsia="Calibri"/>
+                <w:color w:val="1F2937"/>
+                <w:sz w:val="14"/>
+              </w:rPr>
+              <w:t>TrueConf licensing</w:t>
+            </w:r>
           </w:p>
         </w:tc>
       </w:tr>
@@ -5004,7 +4288,7 @@
         </w:trPr>
         <w:tc>
           <w:tcPr>
-            <w:tcW w:type="dxa" w:w="1101"/>
+            <w:tcW w:type="dxa" w:w="1170"/>
             <w:vAlign w:val="center"/>
             <w:tcMar>
               <w:top w:w="80" w:type="dxa"/>
@@ -5030,7 +4314,7 @@
         </w:tc>
         <w:tc>
           <w:tcPr>
-            <w:tcW w:type="dxa" w:w="918"/>
+            <w:tcW w:type="dxa" w:w="910"/>
             <w:vAlign w:val="center"/>
             <w:tcMar>
               <w:top w:w="80" w:type="dxa"/>
@@ -5056,7 +4340,7 @@
         </w:tc>
         <w:tc>
           <w:tcPr>
-            <w:tcW w:type="dxa" w:w="1180"/>
+            <w:tcW w:type="dxa" w:w="1170"/>
             <w:vAlign w:val="center"/>
             <w:tcMar>
               <w:top w:w="80" w:type="dxa"/>
@@ -5082,7 +4366,7 @@
         </w:tc>
         <w:tc>
           <w:tcPr>
-            <w:tcW w:type="dxa" w:w="918"/>
+            <w:tcW w:type="dxa" w:w="910"/>
             <w:vAlign w:val="center"/>
             <w:tcMar>
               <w:top w:w="80" w:type="dxa"/>
@@ -5108,7 +4392,7 @@
         </w:tc>
         <w:tc>
           <w:tcPr>
-            <w:tcW w:type="dxa" w:w="1180"/>
+            <w:tcW w:type="dxa" w:w="1170"/>
             <w:vAlign w:val="center"/>
             <w:tcMar>
               <w:top w:w="80" w:type="dxa"/>
@@ -5134,7 +4418,7 @@
         </w:tc>
         <w:tc>
           <w:tcPr>
-            <w:tcW w:type="dxa" w:w="1180"/>
+            <w:tcW w:type="dxa" w:w="1170"/>
             <w:vAlign w:val="center"/>
             <w:tcMar>
               <w:top w:w="80" w:type="dxa"/>
@@ -5160,7 +4444,7 @@
         </w:tc>
         <w:tc>
           <w:tcPr>
-            <w:tcW w:type="dxa" w:w="918"/>
+            <w:tcW w:type="dxa" w:w="910"/>
             <w:vAlign w:val="center"/>
             <w:tcMar>
               <w:top w:w="80" w:type="dxa"/>
@@ -5186,7 +4470,7 @@
         </w:tc>
         <w:tc>
           <w:tcPr>
-            <w:tcW w:type="dxa" w:w="787"/>
+            <w:tcW w:type="dxa" w:w="780"/>
             <w:vAlign w:val="center"/>
             <w:tcMar>
               <w:top w:w="80" w:type="dxa"/>
@@ -5212,7 +4496,7 @@
         </w:tc>
         <w:tc>
           <w:tcPr>
-            <w:tcW w:type="dxa" w:w="1178"/>
+            <w:tcW w:type="dxa" w:w="1170"/>
             <w:vAlign w:val="center"/>
             <w:tcMar>
               <w:top w:w="80" w:type="dxa"/>
@@ -5226,15 +4510,14 @@
               <w:spacing w:before="0" w:after="30" w:line="252" w:lineRule="auto"/>
             </w:pPr>
             <w:r/>
-            <w:hyperlink r:id="rId13">
-              <w:r>
-                <w:rPr>
-                  <w:color w:val="1F4E79"/>
-                  <w:u w:val="single"/>
-                </w:rPr>
-                <w:t>Connector overview</w:t>
-              </w:r>
-            </w:hyperlink>
+            <w:r>
+              <w:rPr>
+                <w:rFonts w:ascii="Calibri" w:hAnsi="Calibri" w:eastAsia="Calibri"/>
+                <w:color w:val="1F2937"/>
+                <w:sz w:val="14"/>
+              </w:rPr>
+              <w:t>Connector overview</w:t>
+            </w:r>
           </w:p>
         </w:tc>
       </w:tr>
@@ -5244,7 +4527,7 @@
         </w:trPr>
         <w:tc>
           <w:tcPr>
-            <w:tcW w:type="dxa" w:w="1101"/>
+            <w:tcW w:type="dxa" w:w="1170"/>
             <w:vAlign w:val="center"/>
             <w:shd w:fill="F2F4F7"/>
             <w:tcMar>
@@ -5279,7 +4562,7 @@
         </w:tc>
         <w:tc>
           <w:tcPr>
-            <w:tcW w:type="dxa" w:w="918"/>
+            <w:tcW w:type="dxa" w:w="910"/>
             <w:vAlign w:val="center"/>
             <w:shd w:fill="F2F4F7"/>
             <w:tcMar>
@@ -5306,7 +4589,7 @@
         </w:tc>
         <w:tc>
           <w:tcPr>
-            <w:tcW w:type="dxa" w:w="1180"/>
+            <w:tcW w:type="dxa" w:w="1170"/>
             <w:vAlign w:val="center"/>
             <w:shd w:fill="F2F4F7"/>
             <w:tcMar>
@@ -5333,7 +4616,7 @@
         </w:tc>
         <w:tc>
           <w:tcPr>
-            <w:tcW w:type="dxa" w:w="918"/>
+            <w:tcW w:type="dxa" w:w="910"/>
             <w:vAlign w:val="center"/>
             <w:shd w:fill="F2F4F7"/>
             <w:tcMar>
@@ -5360,7 +4643,7 @@
         </w:tc>
         <w:tc>
           <w:tcPr>
-            <w:tcW w:type="dxa" w:w="1180"/>
+            <w:tcW w:type="dxa" w:w="1170"/>
             <w:vAlign w:val="center"/>
             <w:shd w:fill="F2F4F7"/>
             <w:tcMar>
@@ -5387,7 +4670,7 @@
         </w:tc>
         <w:tc>
           <w:tcPr>
-            <w:tcW w:type="dxa" w:w="1180"/>
+            <w:tcW w:type="dxa" w:w="1170"/>
             <w:vAlign w:val="center"/>
             <w:shd w:fill="F2F4F7"/>
             <w:tcMar>
@@ -5414,7 +4697,7 @@
         </w:tc>
         <w:tc>
           <w:tcPr>
-            <w:tcW w:type="dxa" w:w="918"/>
+            <w:tcW w:type="dxa" w:w="910"/>
             <w:vAlign w:val="center"/>
             <w:shd w:fill="F2F4F7"/>
             <w:tcMar>
@@ -5441,7 +4724,7 @@
         </w:tc>
         <w:tc>
           <w:tcPr>
-            <w:tcW w:type="dxa" w:w="787"/>
+            <w:tcW w:type="dxa" w:w="780"/>
             <w:vAlign w:val="center"/>
             <w:shd w:fill="F2F4F7"/>
             <w:tcMar>
@@ -5468,7 +4751,7 @@
         </w:tc>
         <w:tc>
           <w:tcPr>
-            <w:tcW w:type="dxa" w:w="1178"/>
+            <w:tcW w:type="dxa" w:w="1170"/>
             <w:vAlign w:val="center"/>
             <w:shd w:fill="F2F4F7"/>
             <w:tcMar>
@@ -5483,15 +4766,14 @@
               <w:spacing w:before="0" w:after="30" w:line="252" w:lineRule="auto"/>
             </w:pPr>
             <w:r/>
-            <w:hyperlink r:id="rId15">
-              <w:r>
-                <w:rPr>
-                  <w:color w:val="1F4E79"/>
-                  <w:u w:val="single"/>
-                </w:rPr>
-                <w:t>PyPI 1.4.2</w:t>
-              </w:r>
-            </w:hyperlink>
+            <w:r>
+              <w:rPr>
+                <w:rFonts w:ascii="Calibri" w:hAnsi="Calibri" w:eastAsia="Calibri"/>
+                <w:color w:val="1F2937"/>
+                <w:sz w:val="14"/>
+              </w:rPr>
+              <w:t>PyPI 1.4.2</w:t>
+            </w:r>
           </w:p>
         </w:tc>
       </w:tr>
@@ -5501,7 +4783,7 @@
         </w:trPr>
         <w:tc>
           <w:tcPr>
-            <w:tcW w:type="dxa" w:w="1101"/>
+            <w:tcW w:type="dxa" w:w="1170"/>
             <w:vAlign w:val="center"/>
             <w:tcMar>
               <w:top w:w="80" w:type="dxa"/>
@@ -5527,7 +4809,7 @@
         </w:tc>
         <w:tc>
           <w:tcPr>
-            <w:tcW w:type="dxa" w:w="918"/>
+            <w:tcW w:type="dxa" w:w="910"/>
             <w:vAlign w:val="center"/>
             <w:tcMar>
               <w:top w:w="80" w:type="dxa"/>
@@ -5553,7 +4835,7 @@
         </w:tc>
         <w:tc>
           <w:tcPr>
-            <w:tcW w:type="dxa" w:w="1180"/>
+            <w:tcW w:type="dxa" w:w="1170"/>
             <w:vAlign w:val="center"/>
             <w:tcMar>
               <w:top w:w="80" w:type="dxa"/>
@@ -5579,7 +4861,7 @@
         </w:tc>
         <w:tc>
           <w:tcPr>
-            <w:tcW w:type="dxa" w:w="918"/>
+            <w:tcW w:type="dxa" w:w="910"/>
             <w:vAlign w:val="center"/>
             <w:tcMar>
               <w:top w:w="80" w:type="dxa"/>
@@ -5605,7 +4887,7 @@
         </w:tc>
         <w:tc>
           <w:tcPr>
-            <w:tcW w:type="dxa" w:w="1180"/>
+            <w:tcW w:type="dxa" w:w="1170"/>
             <w:vAlign w:val="center"/>
             <w:tcMar>
               <w:top w:w="80" w:type="dxa"/>
@@ -5631,7 +4913,7 @@
         </w:tc>
         <w:tc>
           <w:tcPr>
-            <w:tcW w:type="dxa" w:w="1180"/>
+            <w:tcW w:type="dxa" w:w="1170"/>
             <w:vAlign w:val="center"/>
             <w:tcMar>
               <w:top w:w="80" w:type="dxa"/>
@@ -5657,7 +4939,7 @@
         </w:tc>
         <w:tc>
           <w:tcPr>
-            <w:tcW w:type="dxa" w:w="918"/>
+            <w:tcW w:type="dxa" w:w="910"/>
             <w:vAlign w:val="center"/>
             <w:tcMar>
               <w:top w:w="80" w:type="dxa"/>
@@ -5683,7 +4965,7 @@
         </w:tc>
         <w:tc>
           <w:tcPr>
-            <w:tcW w:type="dxa" w:w="787"/>
+            <w:tcW w:type="dxa" w:w="780"/>
             <w:vAlign w:val="center"/>
             <w:tcMar>
               <w:top w:w="80" w:type="dxa"/>
@@ -5709,7 +4991,7 @@
         </w:tc>
         <w:tc>
           <w:tcPr>
-            <w:tcW w:type="dxa" w:w="1178"/>
+            <w:tcW w:type="dxa" w:w="1170"/>
             <w:vAlign w:val="center"/>
             <w:tcMar>
               <w:top w:w="80" w:type="dxa"/>
@@ -5723,15 +5005,14 @@
               <w:spacing w:before="0" w:after="30" w:line="252" w:lineRule="auto"/>
             </w:pPr>
             <w:r/>
-            <w:hyperlink r:id="rId16">
-              <w:r>
-                <w:rPr>
-                  <w:color w:val="1F4E79"/>
-                  <w:u w:val="single"/>
-                </w:rPr>
-                <w:t>PostgreSQL License</w:t>
-              </w:r>
-            </w:hyperlink>
+            <w:r>
+              <w:rPr>
+                <w:rFonts w:ascii="Calibri" w:hAnsi="Calibri" w:eastAsia="Calibri"/>
+                <w:color w:val="1F2937"/>
+                <w:sz w:val="14"/>
+              </w:rPr>
+              <w:t>PostgreSQL License</w:t>
+            </w:r>
           </w:p>
         </w:tc>
       </w:tr>
@@ -5741,7 +5022,7 @@
         </w:trPr>
         <w:tc>
           <w:tcPr>
-            <w:tcW w:type="dxa" w:w="1101"/>
+            <w:tcW w:type="dxa" w:w="1170"/>
             <w:vAlign w:val="center"/>
             <w:shd w:fill="F2F4F7"/>
             <w:tcMar>
@@ -5768,7 +5049,7 @@
         </w:tc>
         <w:tc>
           <w:tcPr>
-            <w:tcW w:type="dxa" w:w="918"/>
+            <w:tcW w:type="dxa" w:w="910"/>
             <w:vAlign w:val="center"/>
             <w:shd w:fill="F2F4F7"/>
             <w:tcMar>
@@ -5795,7 +5076,7 @@
         </w:tc>
         <w:tc>
           <w:tcPr>
-            <w:tcW w:type="dxa" w:w="1180"/>
+            <w:tcW w:type="dxa" w:w="1170"/>
             <w:vAlign w:val="center"/>
             <w:shd w:fill="F2F4F7"/>
             <w:tcMar>
@@ -5822,7 +5103,7 @@
         </w:tc>
         <w:tc>
           <w:tcPr>
-            <w:tcW w:type="dxa" w:w="918"/>
+            <w:tcW w:type="dxa" w:w="910"/>
             <w:vAlign w:val="center"/>
             <w:shd w:fill="F2F4F7"/>
             <w:tcMar>
@@ -5849,7 +5130,7 @@
         </w:tc>
         <w:tc>
           <w:tcPr>
-            <w:tcW w:type="dxa" w:w="1180"/>
+            <w:tcW w:type="dxa" w:w="1170"/>
             <w:vAlign w:val="center"/>
             <w:shd w:fill="F2F4F7"/>
             <w:tcMar>
@@ -5876,7 +5157,7 @@
         </w:tc>
         <w:tc>
           <w:tcPr>
-            <w:tcW w:type="dxa" w:w="1180"/>
+            <w:tcW w:type="dxa" w:w="1170"/>
             <w:vAlign w:val="center"/>
             <w:shd w:fill="F2F4F7"/>
             <w:tcMar>
@@ -5903,7 +5184,7 @@
         </w:tc>
         <w:tc>
           <w:tcPr>
-            <w:tcW w:type="dxa" w:w="918"/>
+            <w:tcW w:type="dxa" w:w="910"/>
             <w:vAlign w:val="center"/>
             <w:shd w:fill="F2F4F7"/>
             <w:tcMar>
@@ -5930,7 +5211,7 @@
         </w:tc>
         <w:tc>
           <w:tcPr>
-            <w:tcW w:type="dxa" w:w="787"/>
+            <w:tcW w:type="dxa" w:w="780"/>
             <w:vAlign w:val="center"/>
             <w:shd w:fill="F2F4F7"/>
             <w:tcMar>
@@ -5957,7 +5238,7 @@
         </w:tc>
         <w:tc>
           <w:tcPr>
-            <w:tcW w:type="dxa" w:w="1178"/>
+            <w:tcW w:type="dxa" w:w="1170"/>
             <w:vAlign w:val="center"/>
             <w:shd w:fill="F2F4F7"/>
             <w:tcMar>
@@ -5972,15 +5253,14 @@
               <w:spacing w:before="0" w:after="30" w:line="252" w:lineRule="auto"/>
             </w:pPr>
             <w:r/>
-            <w:hyperlink r:id="rId17">
-              <w:r>
-                <w:rPr>
-                  <w:color w:val="1F4E79"/>
-                  <w:u w:val="single"/>
-                </w:rPr>
-                <w:t>pgvector LICENSE</w:t>
-              </w:r>
-            </w:hyperlink>
+            <w:r>
+              <w:rPr>
+                <w:rFonts w:ascii="Calibri" w:hAnsi="Calibri" w:eastAsia="Calibri"/>
+                <w:color w:val="1F2937"/>
+                <w:sz w:val="14"/>
+              </w:rPr>
+              <w:t>pgvector LICENSE</w:t>
+            </w:r>
           </w:p>
         </w:tc>
       </w:tr>
@@ -5990,7 +5270,7 @@
         </w:trPr>
         <w:tc>
           <w:tcPr>
-            <w:tcW w:type="dxa" w:w="1101"/>
+            <w:tcW w:type="dxa" w:w="1170"/>
             <w:vAlign w:val="center"/>
             <w:tcMar>
               <w:top w:w="80" w:type="dxa"/>
@@ -6024,7 +5304,7 @@
         </w:tc>
         <w:tc>
           <w:tcPr>
-            <w:tcW w:type="dxa" w:w="918"/>
+            <w:tcW w:type="dxa" w:w="910"/>
             <w:vAlign w:val="center"/>
             <w:tcMar>
               <w:top w:w="80" w:type="dxa"/>
@@ -6050,7 +5330,7 @@
         </w:tc>
         <w:tc>
           <w:tcPr>
-            <w:tcW w:type="dxa" w:w="1180"/>
+            <w:tcW w:type="dxa" w:w="1170"/>
             <w:vAlign w:val="center"/>
             <w:tcMar>
               <w:top w:w="80" w:type="dxa"/>
@@ -6076,7 +5356,7 @@
         </w:tc>
         <w:tc>
           <w:tcPr>
-            <w:tcW w:type="dxa" w:w="918"/>
+            <w:tcW w:type="dxa" w:w="910"/>
             <w:vAlign w:val="center"/>
             <w:tcMar>
               <w:top w:w="80" w:type="dxa"/>
@@ -6102,7 +5382,7 @@
         </w:tc>
         <w:tc>
           <w:tcPr>
-            <w:tcW w:type="dxa" w:w="1180"/>
+            <w:tcW w:type="dxa" w:w="1170"/>
             <w:vAlign w:val="center"/>
             <w:tcMar>
               <w:top w:w="80" w:type="dxa"/>
@@ -6128,7 +5408,7 @@
         </w:tc>
         <w:tc>
           <w:tcPr>
-            <w:tcW w:type="dxa" w:w="1180"/>
+            <w:tcW w:type="dxa" w:w="1170"/>
             <w:vAlign w:val="center"/>
             <w:tcMar>
               <w:top w:w="80" w:type="dxa"/>
@@ -6154,7 +5434,7 @@
         </w:tc>
         <w:tc>
           <w:tcPr>
-            <w:tcW w:type="dxa" w:w="918"/>
+            <w:tcW w:type="dxa" w:w="910"/>
             <w:vAlign w:val="center"/>
             <w:tcMar>
               <w:top w:w="80" w:type="dxa"/>
@@ -6180,7 +5460,7 @@
         </w:tc>
         <w:tc>
           <w:tcPr>
-            <w:tcW w:type="dxa" w:w="787"/>
+            <w:tcW w:type="dxa" w:w="780"/>
             <w:vAlign w:val="center"/>
             <w:tcMar>
               <w:top w:w="80" w:type="dxa"/>
@@ -6206,7 +5486,7 @@
         </w:tc>
         <w:tc>
           <w:tcPr>
-            <w:tcW w:type="dxa" w:w="1178"/>
+            <w:tcW w:type="dxa" w:w="1170"/>
             <w:vAlign w:val="center"/>
             <w:tcMar>
               <w:top w:w="80" w:type="dxa"/>
@@ -6220,15 +5500,14 @@
               <w:spacing w:before="0" w:after="30" w:line="252" w:lineRule="auto"/>
             </w:pPr>
             <w:r/>
-            <w:hyperlink r:id="rId19">
-              <w:r>
-                <w:rPr>
-                  <w:color w:val="1F4E79"/>
-                  <w:u w:val="single"/>
-                </w:rPr>
-                <w:t>GLAUTH LICENSE</w:t>
-              </w:r>
-            </w:hyperlink>
+            <w:r>
+              <w:rPr>
+                <w:rFonts w:ascii="Calibri" w:hAnsi="Calibri" w:eastAsia="Calibri"/>
+                <w:color w:val="1F2937"/>
+                <w:sz w:val="14"/>
+              </w:rPr>
+              <w:t>GLAUTH LICENSE</w:t>
+            </w:r>
           </w:p>
         </w:tc>
       </w:tr>
@@ -6238,7 +5517,7 @@
         </w:trPr>
         <w:tc>
           <w:tcPr>
-            <w:tcW w:type="dxa" w:w="1101"/>
+            <w:tcW w:type="dxa" w:w="1170"/>
             <w:vAlign w:val="center"/>
             <w:shd w:fill="F2F4F7"/>
             <w:tcMar>
@@ -6273,7 +5552,7 @@
         </w:tc>
         <w:tc>
           <w:tcPr>
-            <w:tcW w:type="dxa" w:w="918"/>
+            <w:tcW w:type="dxa" w:w="910"/>
             <w:vAlign w:val="center"/>
             <w:shd w:fill="F2F4F7"/>
             <w:tcMar>
@@ -6300,7 +5579,7 @@
         </w:tc>
         <w:tc>
           <w:tcPr>
-            <w:tcW w:type="dxa" w:w="1180"/>
+            <w:tcW w:type="dxa" w:w="1170"/>
             <w:vAlign w:val="center"/>
             <w:shd w:fill="F2F4F7"/>
             <w:tcMar>
@@ -6327,7 +5606,7 @@
         </w:tc>
         <w:tc>
           <w:tcPr>
-            <w:tcW w:type="dxa" w:w="918"/>
+            <w:tcW w:type="dxa" w:w="910"/>
             <w:vAlign w:val="center"/>
             <w:shd w:fill="F2F4F7"/>
             <w:tcMar>
@@ -6354,7 +5633,7 @@
         </w:tc>
         <w:tc>
           <w:tcPr>
-            <w:tcW w:type="dxa" w:w="1180"/>
+            <w:tcW w:type="dxa" w:w="1170"/>
             <w:vAlign w:val="center"/>
             <w:shd w:fill="F2F4F7"/>
             <w:tcMar>
@@ -6381,7 +5660,7 @@
         </w:tc>
         <w:tc>
           <w:tcPr>
-            <w:tcW w:type="dxa" w:w="1180"/>
+            <w:tcW w:type="dxa" w:w="1170"/>
             <w:vAlign w:val="center"/>
             <w:shd w:fill="F2F4F7"/>
             <w:tcMar>
@@ -6408,7 +5687,7 @@
         </w:tc>
         <w:tc>
           <w:tcPr>
-            <w:tcW w:type="dxa" w:w="918"/>
+            <w:tcW w:type="dxa" w:w="910"/>
             <w:vAlign w:val="center"/>
             <w:shd w:fill="F2F4F7"/>
             <w:tcMar>
@@ -6435,7 +5714,7 @@
         </w:tc>
         <w:tc>
           <w:tcPr>
-            <w:tcW w:type="dxa" w:w="787"/>
+            <w:tcW w:type="dxa" w:w="780"/>
             <w:vAlign w:val="center"/>
             <w:shd w:fill="F2F4F7"/>
             <w:tcMar>
@@ -6462,7 +5741,7 @@
         </w:tc>
         <w:tc>
           <w:tcPr>
-            <w:tcW w:type="dxa" w:w="1178"/>
+            <w:tcW w:type="dxa" w:w="1170"/>
             <w:vAlign w:val="center"/>
             <w:shd w:fill="F2F4F7"/>
             <w:tcMar>
@@ -6477,15 +5756,14 @@
               <w:spacing w:before="0" w:after="30" w:line="252" w:lineRule="auto"/>
             </w:pPr>
             <w:r/>
-            <w:hyperlink r:id="rId18">
-              <w:r>
-                <w:rPr>
-                  <w:color w:val="1F4E79"/>
-                  <w:u w:val="single"/>
-                </w:rPr>
-                <w:t>ClickHouse LICENSE</w:t>
-              </w:r>
-            </w:hyperlink>
+            <w:r>
+              <w:rPr>
+                <w:rFonts w:ascii="Calibri" w:hAnsi="Calibri" w:eastAsia="Calibri"/>
+                <w:color w:val="1F2937"/>
+                <w:sz w:val="14"/>
+              </w:rPr>
+              <w:t>ClickHouse LICENSE</w:t>
+            </w:r>
           </w:p>
         </w:tc>
       </w:tr>
@@ -6495,7 +5773,7 @@
         </w:trPr>
         <w:tc>
           <w:tcPr>
-            <w:tcW w:type="dxa" w:w="1101"/>
+            <w:tcW w:type="dxa" w:w="1170"/>
             <w:vAlign w:val="center"/>
             <w:tcMar>
               <w:top w:w="80" w:type="dxa"/>
@@ -6537,7 +5815,7 @@
         </w:tc>
         <w:tc>
           <w:tcPr>
-            <w:tcW w:type="dxa" w:w="918"/>
+            <w:tcW w:type="dxa" w:w="910"/>
             <w:vAlign w:val="center"/>
             <w:tcMar>
               <w:top w:w="80" w:type="dxa"/>
@@ -6563,7 +5841,7 @@
         </w:tc>
         <w:tc>
           <w:tcPr>
-            <w:tcW w:type="dxa" w:w="1180"/>
+            <w:tcW w:type="dxa" w:w="1170"/>
             <w:vAlign w:val="center"/>
             <w:tcMar>
               <w:top w:w="80" w:type="dxa"/>
@@ -6589,7 +5867,7 @@
         </w:tc>
         <w:tc>
           <w:tcPr>
-            <w:tcW w:type="dxa" w:w="918"/>
+            <w:tcW w:type="dxa" w:w="910"/>
             <w:vAlign w:val="center"/>
             <w:tcMar>
               <w:top w:w="80" w:type="dxa"/>
@@ -6615,7 +5893,7 @@
         </w:tc>
         <w:tc>
           <w:tcPr>
-            <w:tcW w:type="dxa" w:w="1180"/>
+            <w:tcW w:type="dxa" w:w="1170"/>
             <w:vAlign w:val="center"/>
             <w:tcMar>
               <w:top w:w="80" w:type="dxa"/>
@@ -6641,7 +5919,7 @@
         </w:tc>
         <w:tc>
           <w:tcPr>
-            <w:tcW w:type="dxa" w:w="1180"/>
+            <w:tcW w:type="dxa" w:w="1170"/>
             <w:vAlign w:val="center"/>
             <w:tcMar>
               <w:top w:w="80" w:type="dxa"/>
@@ -6667,7 +5945,7 @@
         </w:tc>
         <w:tc>
           <w:tcPr>
-            <w:tcW w:type="dxa" w:w="918"/>
+            <w:tcW w:type="dxa" w:w="910"/>
             <w:vAlign w:val="center"/>
             <w:tcMar>
               <w:top w:w="80" w:type="dxa"/>
@@ -6693,7 +5971,7 @@
         </w:tc>
         <w:tc>
           <w:tcPr>
-            <w:tcW w:type="dxa" w:w="787"/>
+            <w:tcW w:type="dxa" w:w="780"/>
             <w:vAlign w:val="center"/>
             <w:tcMar>
               <w:top w:w="80" w:type="dxa"/>
@@ -6719,7 +5997,7 @@
         </w:tc>
         <w:tc>
           <w:tcPr>
-            <w:tcW w:type="dxa" w:w="1178"/>
+            <w:tcW w:type="dxa" w:w="1170"/>
             <w:vAlign w:val="center"/>
             <w:tcMar>
               <w:top w:w="80" w:type="dxa"/>
@@ -6733,15 +6011,14 @@
               <w:spacing w:before="0" w:after="30" w:line="252" w:lineRule="auto"/>
             </w:pPr>
             <w:r/>
-            <w:hyperlink r:id="rId20">
-              <w:r>
-                <w:rPr>
-                  <w:color w:val="1F4E79"/>
-                  <w:u w:val="single"/>
-                </w:rPr>
-                <w:t>Redpanda 24.3 licensing</w:t>
-              </w:r>
-            </w:hyperlink>
+            <w:r>
+              <w:rPr>
+                <w:rFonts w:ascii="Calibri" w:hAnsi="Calibri" w:eastAsia="Calibri"/>
+                <w:color w:val="1F2937"/>
+                <w:sz w:val="14"/>
+              </w:rPr>
+              <w:t>Redpanda 24.3 licensing</w:t>
+            </w:r>
           </w:p>
         </w:tc>
       </w:tr>
@@ -6751,7 +6028,7 @@
         </w:trPr>
         <w:tc>
           <w:tcPr>
-            <w:tcW w:type="dxa" w:w="1101"/>
+            <w:tcW w:type="dxa" w:w="1170"/>
             <w:vAlign w:val="center"/>
             <w:shd w:fill="F2F4F7"/>
             <w:tcMar>
@@ -6786,7 +6063,7 @@
         </w:tc>
         <w:tc>
           <w:tcPr>
-            <w:tcW w:type="dxa" w:w="918"/>
+            <w:tcW w:type="dxa" w:w="910"/>
             <w:vAlign w:val="center"/>
             <w:shd w:fill="F2F4F7"/>
             <w:tcMar>
@@ -6813,7 +6090,7 @@
         </w:tc>
         <w:tc>
           <w:tcPr>
-            <w:tcW w:type="dxa" w:w="1180"/>
+            <w:tcW w:type="dxa" w:w="1170"/>
             <w:vAlign w:val="center"/>
             <w:shd w:fill="F2F4F7"/>
             <w:tcMar>
@@ -6840,7 +6117,7 @@
         </w:tc>
         <w:tc>
           <w:tcPr>
-            <w:tcW w:type="dxa" w:w="918"/>
+            <w:tcW w:type="dxa" w:w="910"/>
             <w:vAlign w:val="center"/>
             <w:shd w:fill="F2F4F7"/>
             <w:tcMar>
@@ -6867,7 +6144,7 @@
         </w:tc>
         <w:tc>
           <w:tcPr>
-            <w:tcW w:type="dxa" w:w="1180"/>
+            <w:tcW w:type="dxa" w:w="1170"/>
             <w:vAlign w:val="center"/>
             <w:shd w:fill="F2F4F7"/>
             <w:tcMar>
@@ -6894,7 +6171,7 @@
         </w:tc>
         <w:tc>
           <w:tcPr>
-            <w:tcW w:type="dxa" w:w="1180"/>
+            <w:tcW w:type="dxa" w:w="1170"/>
             <w:vAlign w:val="center"/>
             <w:shd w:fill="F2F4F7"/>
             <w:tcMar>
@@ -6921,7 +6198,7 @@
         </w:tc>
         <w:tc>
           <w:tcPr>
-            <w:tcW w:type="dxa" w:w="918"/>
+            <w:tcW w:type="dxa" w:w="910"/>
             <w:vAlign w:val="center"/>
             <w:shd w:fill="F2F4F7"/>
             <w:tcMar>
@@ -6948,7 +6225,7 @@
         </w:tc>
         <w:tc>
           <w:tcPr>
-            <w:tcW w:type="dxa" w:w="787"/>
+            <w:tcW w:type="dxa" w:w="780"/>
             <w:vAlign w:val="center"/>
             <w:shd w:fill="F2F4F7"/>
             <w:tcMar>
@@ -6975,7 +6252,7 @@
         </w:tc>
         <w:tc>
           <w:tcPr>
-            <w:tcW w:type="dxa" w:w="1178"/>
+            <w:tcW w:type="dxa" w:w="1170"/>
             <w:vAlign w:val="center"/>
             <w:shd w:fill="F2F4F7"/>
             <w:tcMar>
@@ -6990,15 +6267,14 @@
               <w:spacing w:before="0" w:after="30" w:line="252" w:lineRule="auto"/>
             </w:pPr>
             <w:r/>
-            <w:hyperlink r:id="rId37">
-              <w:r>
-                <w:rPr>
-                  <w:color w:val="1F4E79"/>
-                  <w:u w:val="single"/>
-                </w:rPr>
-                <w:t>точный выпуск</w:t>
-              </w:r>
-            </w:hyperlink>
+            <w:r>
+              <w:rPr>
+                <w:rFonts w:ascii="Calibri" w:hAnsi="Calibri" w:eastAsia="Calibri"/>
+                <w:color w:val="1F2937"/>
+                <w:sz w:val="14"/>
+              </w:rPr>
+              <w:t>точный выпуск</w:t>
+            </w:r>
             <w:r>
               <w:rPr>
                 <w:rFonts w:ascii="Calibri" w:hAnsi="Calibri" w:eastAsia="Calibri"/>
@@ -7007,15 +6283,14 @@
               </w:rPr>
               <w:t xml:space="preserve">, </w:t>
             </w:r>
-            <w:hyperlink r:id="rId21">
-              <w:r>
-                <w:rPr>
-                  <w:color w:val="1F4E79"/>
-                  <w:u w:val="single"/>
-                </w:rPr>
-                <w:t>MinIO upstream</w:t>
-              </w:r>
-            </w:hyperlink>
+            <w:r>
+              <w:rPr>
+                <w:rFonts w:ascii="Calibri" w:hAnsi="Calibri" w:eastAsia="Calibri"/>
+                <w:color w:val="1F2937"/>
+                <w:sz w:val="14"/>
+              </w:rPr>
+              <w:t>MinIO upstream</w:t>
+            </w:r>
             <w:r>
               <w:rPr>
                 <w:rFonts w:ascii="Calibri" w:hAnsi="Calibri" w:eastAsia="Calibri"/>
@@ -7024,15 +6299,14 @@
               </w:rPr>
               <w:t xml:space="preserve">, </w:t>
             </w:r>
-            <w:hyperlink r:id="rId22">
-              <w:r>
-                <w:rPr>
-                  <w:color w:val="1F4E79"/>
-                  <w:u w:val="single"/>
-                </w:rPr>
-                <w:t>compliance</w:t>
-              </w:r>
-            </w:hyperlink>
+            <w:r>
+              <w:rPr>
+                <w:rFonts w:ascii="Calibri" w:hAnsi="Calibri" w:eastAsia="Calibri"/>
+                <w:color w:val="1F2937"/>
+                <w:sz w:val="14"/>
+              </w:rPr>
+              <w:t>compliance</w:t>
+            </w:r>
           </w:p>
         </w:tc>
       </w:tr>
@@ -7042,7 +6316,7 @@
         </w:trPr>
         <w:tc>
           <w:tcPr>
-            <w:tcW w:type="dxa" w:w="1101"/>
+            <w:tcW w:type="dxa" w:w="1170"/>
             <w:vAlign w:val="center"/>
             <w:tcMar>
               <w:top w:w="80" w:type="dxa"/>
@@ -7068,7 +6342,7 @@
         </w:tc>
         <w:tc>
           <w:tcPr>
-            <w:tcW w:type="dxa" w:w="918"/>
+            <w:tcW w:type="dxa" w:w="910"/>
             <w:vAlign w:val="center"/>
             <w:tcMar>
               <w:top w:w="80" w:type="dxa"/>
@@ -7094,7 +6368,7 @@
         </w:tc>
         <w:tc>
           <w:tcPr>
-            <w:tcW w:type="dxa" w:w="1180"/>
+            <w:tcW w:type="dxa" w:w="1170"/>
             <w:vAlign w:val="center"/>
             <w:tcMar>
               <w:top w:w="80" w:type="dxa"/>
@@ -7120,7 +6394,7 @@
         </w:tc>
         <w:tc>
           <w:tcPr>
-            <w:tcW w:type="dxa" w:w="918"/>
+            <w:tcW w:type="dxa" w:w="910"/>
             <w:vAlign w:val="center"/>
             <w:tcMar>
               <w:top w:w="80" w:type="dxa"/>
@@ -7146,7 +6420,7 @@
         </w:tc>
         <w:tc>
           <w:tcPr>
-            <w:tcW w:type="dxa" w:w="1180"/>
+            <w:tcW w:type="dxa" w:w="1170"/>
             <w:vAlign w:val="center"/>
             <w:tcMar>
               <w:top w:w="80" w:type="dxa"/>
@@ -7172,7 +6446,7 @@
         </w:tc>
         <w:tc>
           <w:tcPr>
-            <w:tcW w:type="dxa" w:w="1180"/>
+            <w:tcW w:type="dxa" w:w="1170"/>
             <w:vAlign w:val="center"/>
             <w:tcMar>
               <w:top w:w="80" w:type="dxa"/>
@@ -7198,7 +6472,7 @@
         </w:tc>
         <w:tc>
           <w:tcPr>
-            <w:tcW w:type="dxa" w:w="918"/>
+            <w:tcW w:type="dxa" w:w="910"/>
             <w:vAlign w:val="center"/>
             <w:tcMar>
               <w:top w:w="80" w:type="dxa"/>
@@ -7224,7 +6498,7 @@
         </w:tc>
         <w:tc>
           <w:tcPr>
-            <w:tcW w:type="dxa" w:w="787"/>
+            <w:tcW w:type="dxa" w:w="780"/>
             <w:vAlign w:val="center"/>
             <w:tcMar>
               <w:top w:w="80" w:type="dxa"/>
@@ -7250,7 +6524,7 @@
         </w:tc>
         <w:tc>
           <w:tcPr>
-            <w:tcW w:type="dxa" w:w="1178"/>
+            <w:tcW w:type="dxa" w:w="1170"/>
             <w:vAlign w:val="center"/>
             <w:tcMar>
               <w:top w:w="80" w:type="dxa"/>
@@ -7281,7 +6555,7 @@
         </w:trPr>
         <w:tc>
           <w:tcPr>
-            <w:tcW w:type="dxa" w:w="1101"/>
+            <w:tcW w:type="dxa" w:w="1170"/>
             <w:vAlign w:val="center"/>
             <w:shd w:fill="F2F4F7"/>
             <w:tcMar>
@@ -7308,7 +6582,7 @@
         </w:tc>
         <w:tc>
           <w:tcPr>
-            <w:tcW w:type="dxa" w:w="918"/>
+            <w:tcW w:type="dxa" w:w="910"/>
             <w:vAlign w:val="center"/>
             <w:shd w:fill="F2F4F7"/>
             <w:tcMar>
@@ -7335,7 +6609,7 @@
         </w:tc>
         <w:tc>
           <w:tcPr>
-            <w:tcW w:type="dxa" w:w="1180"/>
+            <w:tcW w:type="dxa" w:w="1170"/>
             <w:vAlign w:val="center"/>
             <w:shd w:fill="F2F4F7"/>
             <w:tcMar>
@@ -7362,7 +6636,7 @@
         </w:tc>
         <w:tc>
           <w:tcPr>
-            <w:tcW w:type="dxa" w:w="918"/>
+            <w:tcW w:type="dxa" w:w="910"/>
             <w:vAlign w:val="center"/>
             <w:shd w:fill="F2F4F7"/>
             <w:tcMar>
@@ -7389,7 +6663,7 @@
         </w:tc>
         <w:tc>
           <w:tcPr>
-            <w:tcW w:type="dxa" w:w="1180"/>
+            <w:tcW w:type="dxa" w:w="1170"/>
             <w:vAlign w:val="center"/>
             <w:shd w:fill="F2F4F7"/>
             <w:tcMar>
@@ -7416,7 +6690,7 @@
         </w:tc>
         <w:tc>
           <w:tcPr>
-            <w:tcW w:type="dxa" w:w="1180"/>
+            <w:tcW w:type="dxa" w:w="1170"/>
             <w:vAlign w:val="center"/>
             <w:shd w:fill="F2F4F7"/>
             <w:tcMar>
@@ -7443,7 +6717,7 @@
         </w:tc>
         <w:tc>
           <w:tcPr>
-            <w:tcW w:type="dxa" w:w="918"/>
+            <w:tcW w:type="dxa" w:w="910"/>
             <w:vAlign w:val="center"/>
             <w:shd w:fill="F2F4F7"/>
             <w:tcMar>
@@ -7470,7 +6744,7 @@
         </w:tc>
         <w:tc>
           <w:tcPr>
-            <w:tcW w:type="dxa" w:w="787"/>
+            <w:tcW w:type="dxa" w:w="780"/>
             <w:vAlign w:val="center"/>
             <w:shd w:fill="F2F4F7"/>
             <w:tcMar>
@@ -7497,7 +6771,7 @@
         </w:tc>
         <w:tc>
           <w:tcPr>
-            <w:tcW w:type="dxa" w:w="1178"/>
+            <w:tcW w:type="dxa" w:w="1170"/>
             <w:vAlign w:val="center"/>
             <w:shd w:fill="F2F4F7"/>
             <w:tcMar>
@@ -7512,15 +6786,14 @@
               <w:spacing w:before="0" w:after="30" w:line="252" w:lineRule="auto"/>
             </w:pPr>
             <w:r/>
-            <w:hyperlink r:id="rId38">
-              <w:r>
-                <w:rPr>
-                  <w:color w:val="1F4E79"/>
-                  <w:u w:val="single"/>
-                </w:rPr>
-                <w:t>Moby Engine LICENSE</w:t>
-              </w:r>
-            </w:hyperlink>
+            <w:r>
+              <w:rPr>
+                <w:rFonts w:ascii="Calibri" w:hAnsi="Calibri" w:eastAsia="Calibri"/>
+                <w:color w:val="1F2937"/>
+                <w:sz w:val="14"/>
+              </w:rPr>
+              <w:t>Moby Engine LICENSE</w:t>
+            </w:r>
             <w:r>
               <w:rPr>
                 <w:rFonts w:ascii="Calibri" w:hAnsi="Calibri" w:eastAsia="Calibri"/>
@@ -7529,15 +6802,14 @@
               </w:rPr>
               <w:t xml:space="preserve">, </w:t>
             </w:r>
-            <w:hyperlink r:id="rId25">
-              <w:r>
-                <w:rPr>
-                  <w:color w:val="1F4E79"/>
-                  <w:u w:val="single"/>
-                </w:rPr>
-                <w:t>Compose LICENSE</w:t>
-              </w:r>
-            </w:hyperlink>
+            <w:r>
+              <w:rPr>
+                <w:rFonts w:ascii="Calibri" w:hAnsi="Calibri" w:eastAsia="Calibri"/>
+                <w:color w:val="1F2937"/>
+                <w:sz w:val="14"/>
+              </w:rPr>
+              <w:t>Compose LICENSE</w:t>
+            </w:r>
           </w:p>
         </w:tc>
       </w:tr>
@@ -7547,7 +6819,7 @@
         </w:trPr>
         <w:tc>
           <w:tcPr>
-            <w:tcW w:type="dxa" w:w="1101"/>
+            <w:tcW w:type="dxa" w:w="1170"/>
             <w:vAlign w:val="center"/>
             <w:tcMar>
               <w:top w:w="80" w:type="dxa"/>
@@ -7573,7 +6845,7 @@
         </w:tc>
         <w:tc>
           <w:tcPr>
-            <w:tcW w:type="dxa" w:w="918"/>
+            <w:tcW w:type="dxa" w:w="910"/>
             <w:vAlign w:val="center"/>
             <w:tcMar>
               <w:top w:w="80" w:type="dxa"/>
@@ -7599,7 +6871,7 @@
         </w:tc>
         <w:tc>
           <w:tcPr>
-            <w:tcW w:type="dxa" w:w="1180"/>
+            <w:tcW w:type="dxa" w:w="1170"/>
             <w:vAlign w:val="center"/>
             <w:tcMar>
               <w:top w:w="80" w:type="dxa"/>
@@ -7625,7 +6897,7 @@
         </w:tc>
         <w:tc>
           <w:tcPr>
-            <w:tcW w:type="dxa" w:w="918"/>
+            <w:tcW w:type="dxa" w:w="910"/>
             <w:vAlign w:val="center"/>
             <w:tcMar>
               <w:top w:w="80" w:type="dxa"/>
@@ -7651,7 +6923,7 @@
         </w:tc>
         <w:tc>
           <w:tcPr>
-            <w:tcW w:type="dxa" w:w="1180"/>
+            <w:tcW w:type="dxa" w:w="1170"/>
             <w:vAlign w:val="center"/>
             <w:tcMar>
               <w:top w:w="80" w:type="dxa"/>
@@ -7677,7 +6949,7 @@
         </w:tc>
         <w:tc>
           <w:tcPr>
-            <w:tcW w:type="dxa" w:w="1180"/>
+            <w:tcW w:type="dxa" w:w="1170"/>
             <w:vAlign w:val="center"/>
             <w:tcMar>
               <w:top w:w="80" w:type="dxa"/>
@@ -7703,7 +6975,7 @@
         </w:tc>
         <w:tc>
           <w:tcPr>
-            <w:tcW w:type="dxa" w:w="918"/>
+            <w:tcW w:type="dxa" w:w="910"/>
             <w:vAlign w:val="center"/>
             <w:tcMar>
               <w:top w:w="80" w:type="dxa"/>
@@ -7729,7 +7001,7 @@
         </w:tc>
         <w:tc>
           <w:tcPr>
-            <w:tcW w:type="dxa" w:w="787"/>
+            <w:tcW w:type="dxa" w:w="780"/>
             <w:vAlign w:val="center"/>
             <w:tcMar>
               <w:top w:w="80" w:type="dxa"/>
@@ -7755,7 +7027,7 @@
         </w:tc>
         <w:tc>
           <w:tcPr>
-            <w:tcW w:type="dxa" w:w="1178"/>
+            <w:tcW w:type="dxa" w:w="1170"/>
             <w:vAlign w:val="center"/>
             <w:tcMar>
               <w:top w:w="80" w:type="dxa"/>
@@ -7769,15 +7041,14 @@
               <w:spacing w:before="0" w:after="30" w:line="252" w:lineRule="auto"/>
             </w:pPr>
             <w:r/>
-            <w:hyperlink r:id="rId24">
-              <w:r>
-                <w:rPr>
-                  <w:color w:val="1F4E79"/>
-                  <w:u w:val="single"/>
-                </w:rPr>
-                <w:t>Docker docs</w:t>
-              </w:r>
-            </w:hyperlink>
+            <w:r>
+              <w:rPr>
+                <w:rFonts w:ascii="Calibri" w:hAnsi="Calibri" w:eastAsia="Calibri"/>
+                <w:color w:val="1F2937"/>
+                <w:sz w:val="14"/>
+              </w:rPr>
+              <w:t>Docker docs</w:t>
+            </w:r>
           </w:p>
         </w:tc>
       </w:tr>
@@ -7787,7 +7058,7 @@
         </w:trPr>
         <w:tc>
           <w:tcPr>
-            <w:tcW w:type="dxa" w:w="1101"/>
+            <w:tcW w:type="dxa" w:w="1170"/>
             <w:vAlign w:val="center"/>
             <w:shd w:fill="F2F4F7"/>
             <w:tcMar>
@@ -7814,7 +7085,7 @@
         </w:tc>
         <w:tc>
           <w:tcPr>
-            <w:tcW w:type="dxa" w:w="918"/>
+            <w:tcW w:type="dxa" w:w="910"/>
             <w:vAlign w:val="center"/>
             <w:shd w:fill="F2F4F7"/>
             <w:tcMar>
@@ -7841,7 +7112,7 @@
         </w:tc>
         <w:tc>
           <w:tcPr>
-            <w:tcW w:type="dxa" w:w="1180"/>
+            <w:tcW w:type="dxa" w:w="1170"/>
             <w:vAlign w:val="center"/>
             <w:shd w:fill="F2F4F7"/>
             <w:tcMar>
@@ -7868,7 +7139,7 @@
         </w:tc>
         <w:tc>
           <w:tcPr>
-            <w:tcW w:type="dxa" w:w="918"/>
+            <w:tcW w:type="dxa" w:w="910"/>
             <w:vAlign w:val="center"/>
             <w:shd w:fill="F2F4F7"/>
             <w:tcMar>
@@ -7895,7 +7166,7 @@
         </w:tc>
         <w:tc>
           <w:tcPr>
-            <w:tcW w:type="dxa" w:w="1180"/>
+            <w:tcW w:type="dxa" w:w="1170"/>
             <w:vAlign w:val="center"/>
             <w:shd w:fill="F2F4F7"/>
             <w:tcMar>
@@ -7922,7 +7193,7 @@
         </w:tc>
         <w:tc>
           <w:tcPr>
-            <w:tcW w:type="dxa" w:w="1180"/>
+            <w:tcW w:type="dxa" w:w="1170"/>
             <w:vAlign w:val="center"/>
             <w:shd w:fill="F2F4F7"/>
             <w:tcMar>
@@ -7949,7 +7220,7 @@
         </w:tc>
         <w:tc>
           <w:tcPr>
-            <w:tcW w:type="dxa" w:w="918"/>
+            <w:tcW w:type="dxa" w:w="910"/>
             <w:vAlign w:val="center"/>
             <w:shd w:fill="F2F4F7"/>
             <w:tcMar>
@@ -7976,7 +7247,7 @@
         </w:tc>
         <w:tc>
           <w:tcPr>
-            <w:tcW w:type="dxa" w:w="787"/>
+            <w:tcW w:type="dxa" w:w="780"/>
             <w:vAlign w:val="center"/>
             <w:shd w:fill="F2F4F7"/>
             <w:tcMar>
@@ -8003,7 +7274,7 @@
         </w:tc>
         <w:tc>
           <w:tcPr>
-            <w:tcW w:type="dxa" w:w="1178"/>
+            <w:tcW w:type="dxa" w:w="1170"/>
             <w:vAlign w:val="center"/>
             <w:shd w:fill="F2F4F7"/>
             <w:tcMar>
@@ -8018,15 +7289,14 @@
               <w:spacing w:before="0" w:after="30" w:line="252" w:lineRule="auto"/>
             </w:pPr>
             <w:r/>
-            <w:hyperlink r:id="rId26">
-              <w:r>
-                <w:rPr>
-                  <w:color w:val="1F4E79"/>
-                  <w:u w:val="single"/>
-                </w:rPr>
-                <w:t>Ollama LICENSE</w:t>
-              </w:r>
-            </w:hyperlink>
+            <w:r>
+              <w:rPr>
+                <w:rFonts w:ascii="Calibri" w:hAnsi="Calibri" w:eastAsia="Calibri"/>
+                <w:color w:val="1F2937"/>
+                <w:sz w:val="14"/>
+              </w:rPr>
+              <w:t>Ollama LICENSE</w:t>
+            </w:r>
           </w:p>
         </w:tc>
       </w:tr>
@@ -8036,7 +7306,7 @@
         </w:trPr>
         <w:tc>
           <w:tcPr>
-            <w:tcW w:type="dxa" w:w="1101"/>
+            <w:tcW w:type="dxa" w:w="1170"/>
             <w:vAlign w:val="center"/>
             <w:tcMar>
               <w:top w:w="80" w:type="dxa"/>
@@ -8070,7 +7340,7 @@
         </w:tc>
         <w:tc>
           <w:tcPr>
-            <w:tcW w:type="dxa" w:w="918"/>
+            <w:tcW w:type="dxa" w:w="910"/>
             <w:vAlign w:val="center"/>
             <w:tcMar>
               <w:top w:w="80" w:type="dxa"/>
@@ -8096,7 +7366,7 @@
         </w:tc>
         <w:tc>
           <w:tcPr>
-            <w:tcW w:type="dxa" w:w="1180"/>
+            <w:tcW w:type="dxa" w:w="1170"/>
             <w:vAlign w:val="center"/>
             <w:tcMar>
               <w:top w:w="80" w:type="dxa"/>
@@ -8122,7 +7392,7 @@
         </w:tc>
         <w:tc>
           <w:tcPr>
-            <w:tcW w:type="dxa" w:w="918"/>
+            <w:tcW w:type="dxa" w:w="910"/>
             <w:vAlign w:val="center"/>
             <w:tcMar>
               <w:top w:w="80" w:type="dxa"/>
@@ -8148,7 +7418,7 @@
         </w:tc>
         <w:tc>
           <w:tcPr>
-            <w:tcW w:type="dxa" w:w="1180"/>
+            <w:tcW w:type="dxa" w:w="1170"/>
             <w:vAlign w:val="center"/>
             <w:tcMar>
               <w:top w:w="80" w:type="dxa"/>
@@ -8174,7 +7444,7 @@
         </w:tc>
         <w:tc>
           <w:tcPr>
-            <w:tcW w:type="dxa" w:w="1180"/>
+            <w:tcW w:type="dxa" w:w="1170"/>
             <w:vAlign w:val="center"/>
             <w:tcMar>
               <w:top w:w="80" w:type="dxa"/>
@@ -8208,7 +7478,7 @@
         </w:tc>
         <w:tc>
           <w:tcPr>
-            <w:tcW w:type="dxa" w:w="918"/>
+            <w:tcW w:type="dxa" w:w="910"/>
             <w:vAlign w:val="center"/>
             <w:tcMar>
               <w:top w:w="80" w:type="dxa"/>
@@ -8234,7 +7504,7 @@
         </w:tc>
         <w:tc>
           <w:tcPr>
-            <w:tcW w:type="dxa" w:w="787"/>
+            <w:tcW w:type="dxa" w:w="780"/>
             <w:vAlign w:val="center"/>
             <w:tcMar>
               <w:top w:w="80" w:type="dxa"/>
@@ -8260,7 +7530,7 @@
         </w:tc>
         <w:tc>
           <w:tcPr>
-            <w:tcW w:type="dxa" w:w="1178"/>
+            <w:tcW w:type="dxa" w:w="1170"/>
             <w:vAlign w:val="center"/>
             <w:tcMar>
               <w:top w:w="80" w:type="dxa"/>
@@ -8274,15 +7544,14 @@
               <w:spacing w:before="0" w:after="30" w:line="252" w:lineRule="auto"/>
             </w:pPr>
             <w:r/>
-            <w:hyperlink r:id="rId27">
-              <w:r>
-                <w:rPr>
-                  <w:color w:val="1F4E79"/>
-                  <w:u w:val="single"/>
-                </w:rPr>
-                <w:t>Qwen model/LICENSE</w:t>
-              </w:r>
-            </w:hyperlink>
+            <w:r>
+              <w:rPr>
+                <w:rFonts w:ascii="Calibri" w:hAnsi="Calibri" w:eastAsia="Calibri"/>
+                <w:color w:val="1F2937"/>
+                <w:sz w:val="14"/>
+              </w:rPr>
+              <w:t>Qwen model/LICENSE</w:t>
+            </w:r>
           </w:p>
         </w:tc>
       </w:tr>
@@ -8292,7 +7561,7 @@
         </w:trPr>
         <w:tc>
           <w:tcPr>
-            <w:tcW w:type="dxa" w:w="1101"/>
+            <w:tcW w:type="dxa" w:w="1170"/>
             <w:vAlign w:val="center"/>
             <w:shd w:fill="F2F4F7"/>
             <w:tcMar>
@@ -8319,7 +7588,7 @@
         </w:tc>
         <w:tc>
           <w:tcPr>
-            <w:tcW w:type="dxa" w:w="918"/>
+            <w:tcW w:type="dxa" w:w="910"/>
             <w:vAlign w:val="center"/>
             <w:shd w:fill="F2F4F7"/>
             <w:tcMar>
@@ -8346,7 +7615,7 @@
         </w:tc>
         <w:tc>
           <w:tcPr>
-            <w:tcW w:type="dxa" w:w="1180"/>
+            <w:tcW w:type="dxa" w:w="1170"/>
             <w:vAlign w:val="center"/>
             <w:shd w:fill="F2F4F7"/>
             <w:tcMar>
@@ -8373,7 +7642,7 @@
         </w:tc>
         <w:tc>
           <w:tcPr>
-            <w:tcW w:type="dxa" w:w="918"/>
+            <w:tcW w:type="dxa" w:w="910"/>
             <w:vAlign w:val="center"/>
             <w:shd w:fill="F2F4F7"/>
             <w:tcMar>
@@ -8400,7 +7669,7 @@
         </w:tc>
         <w:tc>
           <w:tcPr>
-            <w:tcW w:type="dxa" w:w="1180"/>
+            <w:tcW w:type="dxa" w:w="1170"/>
             <w:vAlign w:val="center"/>
             <w:shd w:fill="F2F4F7"/>
             <w:tcMar>
@@ -8443,7 +7712,7 @@
         </w:tc>
         <w:tc>
           <w:tcPr>
-            <w:tcW w:type="dxa" w:w="1180"/>
+            <w:tcW w:type="dxa" w:w="1170"/>
             <w:vAlign w:val="center"/>
             <w:shd w:fill="F2F4F7"/>
             <w:tcMar>
@@ -8470,7 +7739,7 @@
         </w:tc>
         <w:tc>
           <w:tcPr>
-            <w:tcW w:type="dxa" w:w="918"/>
+            <w:tcW w:type="dxa" w:w="910"/>
             <w:vAlign w:val="center"/>
             <w:shd w:fill="F2F4F7"/>
             <w:tcMar>
@@ -8497,7 +7766,7 @@
         </w:tc>
         <w:tc>
           <w:tcPr>
-            <w:tcW w:type="dxa" w:w="787"/>
+            <w:tcW w:type="dxa" w:w="780"/>
             <w:vAlign w:val="center"/>
             <w:shd w:fill="F2F4F7"/>
             <w:tcMar>
@@ -8524,7 +7793,7 @@
         </w:tc>
         <w:tc>
           <w:tcPr>
-            <w:tcW w:type="dxa" w:w="1178"/>
+            <w:tcW w:type="dxa" w:w="1170"/>
             <w:vAlign w:val="center"/>
             <w:shd w:fill="F2F4F7"/>
             <w:tcMar>
@@ -8539,15 +7808,14 @@
               <w:spacing w:before="0" w:after="30" w:line="252" w:lineRule="auto"/>
             </w:pPr>
             <w:r/>
-            <w:hyperlink r:id="rId29">
-              <w:r>
-                <w:rPr>
-                  <w:color w:val="1F4E79"/>
-                  <w:u w:val="single"/>
-                </w:rPr>
-                <w:t>Nomic model card</w:t>
-              </w:r>
-            </w:hyperlink>
+            <w:r>
+              <w:rPr>
+                <w:rFonts w:ascii="Calibri" w:hAnsi="Calibri" w:eastAsia="Calibri"/>
+                <w:color w:val="1F2937"/>
+                <w:sz w:val="14"/>
+              </w:rPr>
+              <w:t>Nomic model card</w:t>
+            </w:r>
           </w:p>
         </w:tc>
       </w:tr>
@@ -8557,7 +7825,7 @@
         </w:trPr>
         <w:tc>
           <w:tcPr>
-            <w:tcW w:type="dxa" w:w="1101"/>
+            <w:tcW w:type="dxa" w:w="1170"/>
             <w:vAlign w:val="center"/>
             <w:tcMar>
               <w:top w:w="80" w:type="dxa"/>
@@ -8577,21 +7845,13 @@
                 <w:color w:val="1F2937"/>
                 <w:sz w:val="14"/>
               </w:rPr>
-              <w:t xml:space="preserve">Go modules из </w:t>
-            </w:r>
-            <w:r>
-              <w:rPr>
-                <w:rFonts w:ascii="Liberation Mono" w:hAnsi="Liberation Mono" w:eastAsia="Liberation Mono"/>
-                <w:color w:val="1F2937"/>
-                <w:sz w:val="14"/>
-              </w:rPr>
-              <w:t>go.mod/go.sum</w:t>
+              <w:t>Go modules</w:t>
             </w:r>
           </w:p>
         </w:tc>
         <w:tc>
           <w:tcPr>
-            <w:tcW w:type="dxa" w:w="918"/>
+            <w:tcW w:type="dxa" w:w="910"/>
             <w:vAlign w:val="center"/>
             <w:tcMar>
               <w:top w:w="80" w:type="dxa"/>
@@ -8617,7 +7877,7 @@
         </w:tc>
         <w:tc>
           <w:tcPr>
-            <w:tcW w:type="dxa" w:w="1180"/>
+            <w:tcW w:type="dxa" w:w="1170"/>
             <w:vAlign w:val="center"/>
             <w:tcMar>
               <w:top w:w="80" w:type="dxa"/>
@@ -8643,7 +7903,7 @@
         </w:tc>
         <w:tc>
           <w:tcPr>
-            <w:tcW w:type="dxa" w:w="918"/>
+            <w:tcW w:type="dxa" w:w="910"/>
             <w:vAlign w:val="center"/>
             <w:tcMar>
               <w:top w:w="80" w:type="dxa"/>
@@ -8669,7 +7929,7 @@
         </w:tc>
         <w:tc>
           <w:tcPr>
-            <w:tcW w:type="dxa" w:w="1180"/>
+            <w:tcW w:type="dxa" w:w="1170"/>
             <w:vAlign w:val="center"/>
             <w:tcMar>
               <w:top w:w="80" w:type="dxa"/>
@@ -8695,7 +7955,7 @@
         </w:tc>
         <w:tc>
           <w:tcPr>
-            <w:tcW w:type="dxa" w:w="1180"/>
+            <w:tcW w:type="dxa" w:w="1170"/>
             <w:vAlign w:val="center"/>
             <w:tcMar>
               <w:top w:w="80" w:type="dxa"/>
@@ -8721,7 +7981,7 @@
         </w:tc>
         <w:tc>
           <w:tcPr>
-            <w:tcW w:type="dxa" w:w="918"/>
+            <w:tcW w:type="dxa" w:w="910"/>
             <w:vAlign w:val="center"/>
             <w:tcMar>
               <w:top w:w="80" w:type="dxa"/>
@@ -8747,7 +8007,7 @@
         </w:tc>
         <w:tc>
           <w:tcPr>
-            <w:tcW w:type="dxa" w:w="787"/>
+            <w:tcW w:type="dxa" w:w="780"/>
             <w:vAlign w:val="center"/>
             <w:tcMar>
               <w:top w:w="80" w:type="dxa"/>
@@ -8773,7 +8033,7 @@
         </w:tc>
         <w:tc>
           <w:tcPr>
-            <w:tcW w:type="dxa" w:w="1178"/>
+            <w:tcW w:type="dxa" w:w="1170"/>
             <w:vAlign w:val="center"/>
             <w:tcMar>
               <w:top w:w="80" w:type="dxa"/>
@@ -8793,7 +8053,7 @@
                 <w:color w:val="1F2937"/>
                 <w:sz w:val="14"/>
               </w:rPr>
-              <w:t>Upstream LICENSE каждого module</w:t>
+              <w:t>Официальные условия каждого module</w:t>
             </w:r>
           </w:p>
         </w:tc>
@@ -8804,7 +8064,7 @@
         </w:trPr>
         <w:tc>
           <w:tcPr>
-            <w:tcW w:type="dxa" w:w="1101"/>
+            <w:tcW w:type="dxa" w:w="1170"/>
             <w:vAlign w:val="center"/>
             <w:shd w:fill="F2F4F7"/>
             <w:tcMar>
@@ -8839,7 +8099,7 @@
         </w:tc>
         <w:tc>
           <w:tcPr>
-            <w:tcW w:type="dxa" w:w="918"/>
+            <w:tcW w:type="dxa" w:w="910"/>
             <w:vAlign w:val="center"/>
             <w:shd w:fill="F2F4F7"/>
             <w:tcMar>
@@ -8866,7 +8126,7 @@
         </w:tc>
         <w:tc>
           <w:tcPr>
-            <w:tcW w:type="dxa" w:w="1180"/>
+            <w:tcW w:type="dxa" w:w="1170"/>
             <w:vAlign w:val="center"/>
             <w:shd w:fill="F2F4F7"/>
             <w:tcMar>
@@ -8893,7 +8153,7 @@
         </w:tc>
         <w:tc>
           <w:tcPr>
-            <w:tcW w:type="dxa" w:w="918"/>
+            <w:tcW w:type="dxa" w:w="910"/>
             <w:vAlign w:val="center"/>
             <w:shd w:fill="F2F4F7"/>
             <w:tcMar>
@@ -8920,7 +8180,7 @@
         </w:tc>
         <w:tc>
           <w:tcPr>
-            <w:tcW w:type="dxa" w:w="1180"/>
+            <w:tcW w:type="dxa" w:w="1170"/>
             <w:vAlign w:val="center"/>
             <w:shd w:fill="F2F4F7"/>
             <w:tcMar>
@@ -8947,7 +8207,7 @@
         </w:tc>
         <w:tc>
           <w:tcPr>
-            <w:tcW w:type="dxa" w:w="1180"/>
+            <w:tcW w:type="dxa" w:w="1170"/>
             <w:vAlign w:val="center"/>
             <w:shd w:fill="F2F4F7"/>
             <w:tcMar>
@@ -8974,7 +8234,7 @@
         </w:tc>
         <w:tc>
           <w:tcPr>
-            <w:tcW w:type="dxa" w:w="918"/>
+            <w:tcW w:type="dxa" w:w="910"/>
             <w:vAlign w:val="center"/>
             <w:shd w:fill="F2F4F7"/>
             <w:tcMar>
@@ -9001,7 +8261,7 @@
         </w:tc>
         <w:tc>
           <w:tcPr>
-            <w:tcW w:type="dxa" w:w="787"/>
+            <w:tcW w:type="dxa" w:w="780"/>
             <w:vAlign w:val="center"/>
             <w:shd w:fill="F2F4F7"/>
             <w:tcMar>
@@ -9028,7 +8288,7 @@
         </w:tc>
         <w:tc>
           <w:tcPr>
-            <w:tcW w:type="dxa" w:w="1178"/>
+            <w:tcW w:type="dxa" w:w="1170"/>
             <w:vAlign w:val="center"/>
             <w:shd w:fill="F2F4F7"/>
             <w:tcMar>
@@ -9060,7 +8320,7 @@
         </w:trPr>
         <w:tc>
           <w:tcPr>
-            <w:tcW w:type="dxa" w:w="1101"/>
+            <w:tcW w:type="dxa" w:w="1170"/>
             <w:vAlign w:val="center"/>
             <w:tcMar>
               <w:top w:w="80" w:type="dxa"/>
@@ -9080,13 +8340,13 @@
                 <w:color w:val="1F2937"/>
                 <w:sz w:val="14"/>
               </w:rPr>
-              <w:t>Frontend packages из lock</w:t>
+              <w:t>Frontend packages из зафиксированного lock-набора</w:t>
             </w:r>
           </w:p>
         </w:tc>
         <w:tc>
           <w:tcPr>
-            <w:tcW w:type="dxa" w:w="918"/>
+            <w:tcW w:type="dxa" w:w="910"/>
             <w:vAlign w:val="center"/>
             <w:tcMar>
               <w:top w:w="80" w:type="dxa"/>
@@ -9112,7 +8372,7 @@
         </w:tc>
         <w:tc>
           <w:tcPr>
-            <w:tcW w:type="dxa" w:w="1180"/>
+            <w:tcW w:type="dxa" w:w="1170"/>
             <w:vAlign w:val="center"/>
             <w:tcMar>
               <w:top w:w="80" w:type="dxa"/>
@@ -9138,7 +8398,7 @@
         </w:tc>
         <w:tc>
           <w:tcPr>
-            <w:tcW w:type="dxa" w:w="918"/>
+            <w:tcW w:type="dxa" w:w="910"/>
             <w:vAlign w:val="center"/>
             <w:tcMar>
               <w:top w:w="80" w:type="dxa"/>
@@ -9164,7 +8424,7 @@
         </w:tc>
         <w:tc>
           <w:tcPr>
-            <w:tcW w:type="dxa" w:w="1180"/>
+            <w:tcW w:type="dxa" w:w="1170"/>
             <w:vAlign w:val="center"/>
             <w:tcMar>
               <w:top w:w="80" w:type="dxa"/>
@@ -9190,7 +8450,7 @@
         </w:tc>
         <w:tc>
           <w:tcPr>
-            <w:tcW w:type="dxa" w:w="1180"/>
+            <w:tcW w:type="dxa" w:w="1170"/>
             <w:vAlign w:val="center"/>
             <w:tcMar>
               <w:top w:w="80" w:type="dxa"/>
@@ -9216,7 +8476,7 @@
         </w:tc>
         <w:tc>
           <w:tcPr>
-            <w:tcW w:type="dxa" w:w="918"/>
+            <w:tcW w:type="dxa" w:w="910"/>
             <w:vAlign w:val="center"/>
             <w:tcMar>
               <w:top w:w="80" w:type="dxa"/>
@@ -9242,7 +8502,7 @@
         </w:tc>
         <w:tc>
           <w:tcPr>
-            <w:tcW w:type="dxa" w:w="787"/>
+            <w:tcW w:type="dxa" w:w="780"/>
             <w:vAlign w:val="center"/>
             <w:tcMar>
               <w:top w:w="80" w:type="dxa"/>
@@ -9268,7 +8528,7 @@
         </w:tc>
         <w:tc>
           <w:tcPr>
-            <w:tcW w:type="dxa" w:w="1178"/>
+            <w:tcW w:type="dxa" w:w="1170"/>
             <w:vAlign w:val="center"/>
             <w:tcMar>
               <w:top w:w="80" w:type="dxa"/>
@@ -9284,19 +8544,11 @@
             <w:r/>
             <w:r>
               <w:rPr>
-                <w:rFonts w:ascii="Liberation Mono" w:hAnsi="Liberation Mono" w:eastAsia="Liberation Mono"/>
-                <w:color w:val="1F2937"/>
-                <w:sz w:val="14"/>
-              </w:rPr>
-              <w:t>package-lock.json</w:t>
-            </w:r>
-            <w:r>
-              <w:rPr>
                 <w:rFonts w:ascii="Calibri" w:hAnsi="Calibri" w:eastAsia="Calibri"/>
                 <w:color w:val="1F2937"/>
                 <w:sz w:val="14"/>
               </w:rPr>
-              <w:t xml:space="preserve"> + upstream LICENSE</w:t>
+              <w:t>Официальные условия каждого пакета</w:t>
             </w:r>
           </w:p>
         </w:tc>
@@ -9307,7 +8559,7 @@
         </w:trPr>
         <w:tc>
           <w:tcPr>
-            <w:tcW w:type="dxa" w:w="1101"/>
+            <w:tcW w:type="dxa" w:w="1170"/>
             <w:vAlign w:val="center"/>
             <w:shd w:fill="F2F4F7"/>
             <w:tcMar>
@@ -9334,7 +8586,7 @@
         </w:tc>
         <w:tc>
           <w:tcPr>
-            <w:tcW w:type="dxa" w:w="918"/>
+            <w:tcW w:type="dxa" w:w="910"/>
             <w:vAlign w:val="center"/>
             <w:shd w:fill="F2F4F7"/>
             <w:tcMar>
@@ -9361,7 +8613,7 @@
         </w:tc>
         <w:tc>
           <w:tcPr>
-            <w:tcW w:type="dxa" w:w="1180"/>
+            <w:tcW w:type="dxa" w:w="1170"/>
             <w:vAlign w:val="center"/>
             <w:shd w:fill="F2F4F7"/>
             <w:tcMar>
@@ -9388,7 +8640,7 @@
         </w:tc>
         <w:tc>
           <w:tcPr>
-            <w:tcW w:type="dxa" w:w="918"/>
+            <w:tcW w:type="dxa" w:w="910"/>
             <w:vAlign w:val="center"/>
             <w:shd w:fill="F2F4F7"/>
             <w:tcMar>
@@ -9415,7 +8667,7 @@
         </w:tc>
         <w:tc>
           <w:tcPr>
-            <w:tcW w:type="dxa" w:w="1180"/>
+            <w:tcW w:type="dxa" w:w="1170"/>
             <w:vAlign w:val="center"/>
             <w:shd w:fill="F2F4F7"/>
             <w:tcMar>
@@ -9442,7 +8694,7 @@
         </w:tc>
         <w:tc>
           <w:tcPr>
-            <w:tcW w:type="dxa" w:w="1180"/>
+            <w:tcW w:type="dxa" w:w="1170"/>
             <w:vAlign w:val="center"/>
             <w:shd w:fill="F2F4F7"/>
             <w:tcMar>
@@ -9469,7 +8721,7 @@
         </w:tc>
         <w:tc>
           <w:tcPr>
-            <w:tcW w:type="dxa" w:w="918"/>
+            <w:tcW w:type="dxa" w:w="910"/>
             <w:vAlign w:val="center"/>
             <w:shd w:fill="F2F4F7"/>
             <w:tcMar>
@@ -9496,7 +8748,7 @@
         </w:tc>
         <w:tc>
           <w:tcPr>
-            <w:tcW w:type="dxa" w:w="787"/>
+            <w:tcW w:type="dxa" w:w="780"/>
             <w:vAlign w:val="center"/>
             <w:shd w:fill="F2F4F7"/>
             <w:tcMar>
@@ -9523,7 +8775,7 @@
         </w:tc>
         <w:tc>
           <w:tcPr>
-            <w:tcW w:type="dxa" w:w="1178"/>
+            <w:tcW w:type="dxa" w:w="1170"/>
             <w:vAlign w:val="center"/>
             <w:shd w:fill="F2F4F7"/>
             <w:tcMar>
@@ -9555,7 +8807,7 @@
         </w:trPr>
         <w:tc>
           <w:tcPr>
-            <w:tcW w:type="dxa" w:w="1101"/>
+            <w:tcW w:type="dxa" w:w="1170"/>
             <w:vAlign w:val="center"/>
             <w:tcMar>
               <w:top w:w="80" w:type="dxa"/>
@@ -9581,7 +8833,7 @@
         </w:tc>
         <w:tc>
           <w:tcPr>
-            <w:tcW w:type="dxa" w:w="918"/>
+            <w:tcW w:type="dxa" w:w="910"/>
             <w:vAlign w:val="center"/>
             <w:tcMar>
               <w:top w:w="80" w:type="dxa"/>
@@ -9607,7 +8859,7 @@
         </w:tc>
         <w:tc>
           <w:tcPr>
-            <w:tcW w:type="dxa" w:w="1180"/>
+            <w:tcW w:type="dxa" w:w="1170"/>
             <w:vAlign w:val="center"/>
             <w:tcMar>
               <w:top w:w="80" w:type="dxa"/>
@@ -9633,7 +8885,7 @@
         </w:tc>
         <w:tc>
           <w:tcPr>
-            <w:tcW w:type="dxa" w:w="918"/>
+            <w:tcW w:type="dxa" w:w="910"/>
             <w:vAlign w:val="center"/>
             <w:tcMar>
               <w:top w:w="80" w:type="dxa"/>
@@ -9659,7 +8911,7 @@
         </w:tc>
         <w:tc>
           <w:tcPr>
-            <w:tcW w:type="dxa" w:w="1180"/>
+            <w:tcW w:type="dxa" w:w="1170"/>
             <w:vAlign w:val="center"/>
             <w:tcMar>
               <w:top w:w="80" w:type="dxa"/>
@@ -9685,7 +8937,7 @@
         </w:tc>
         <w:tc>
           <w:tcPr>
-            <w:tcW w:type="dxa" w:w="1180"/>
+            <w:tcW w:type="dxa" w:w="1170"/>
             <w:vAlign w:val="center"/>
             <w:tcMar>
               <w:top w:w="80" w:type="dxa"/>
@@ -9711,7 +8963,7 @@
         </w:tc>
         <w:tc>
           <w:tcPr>
-            <w:tcW w:type="dxa" w:w="918"/>
+            <w:tcW w:type="dxa" w:w="910"/>
             <w:vAlign w:val="center"/>
             <w:tcMar>
               <w:top w:w="80" w:type="dxa"/>
@@ -9737,7 +8989,7 @@
         </w:tc>
         <w:tc>
           <w:tcPr>
-            <w:tcW w:type="dxa" w:w="787"/>
+            <w:tcW w:type="dxa" w:w="780"/>
             <w:vAlign w:val="center"/>
             <w:tcMar>
               <w:top w:w="80" w:type="dxa"/>
@@ -9763,7 +9015,7 @@
         </w:tc>
         <w:tc>
           <w:tcPr>
-            <w:tcW w:type="dxa" w:w="1178"/>
+            <w:tcW w:type="dxa" w:w="1170"/>
             <w:vAlign w:val="center"/>
             <w:tcMar>
               <w:top w:w="80" w:type="dxa"/>
@@ -9777,15 +9029,14 @@
               <w:spacing w:before="0" w:after="30" w:line="252" w:lineRule="auto"/>
             </w:pPr>
             <w:r/>
-            <w:hyperlink r:id="rId32">
-              <w:r>
-                <w:rPr>
-                  <w:color w:val="1F4E79"/>
-                  <w:u w:val="single"/>
-                </w:rPr>
-                <w:t>Postgres Pro EULA</w:t>
-              </w:r>
-            </w:hyperlink>
+            <w:r>
+              <w:rPr>
+                <w:rFonts w:ascii="Calibri" w:hAnsi="Calibri" w:eastAsia="Calibri"/>
+                <w:color w:val="1F2937"/>
+                <w:sz w:val="14"/>
+              </w:rPr>
+              <w:t>Postgres Pro EULA</w:t>
+            </w:r>
           </w:p>
         </w:tc>
       </w:tr>
@@ -9795,7 +9046,7 @@
         </w:trPr>
         <w:tc>
           <w:tcPr>
-            <w:tcW w:type="dxa" w:w="1101"/>
+            <w:tcW w:type="dxa" w:w="1170"/>
             <w:vAlign w:val="center"/>
             <w:shd w:fill="F2F4F7"/>
             <w:tcMar>
@@ -9822,7 +9073,7 @@
         </w:tc>
         <w:tc>
           <w:tcPr>
-            <w:tcW w:type="dxa" w:w="918"/>
+            <w:tcW w:type="dxa" w:w="910"/>
             <w:vAlign w:val="center"/>
             <w:shd w:fill="F2F4F7"/>
             <w:tcMar>
@@ -9849,7 +9100,7 @@
         </w:tc>
         <w:tc>
           <w:tcPr>
-            <w:tcW w:type="dxa" w:w="1180"/>
+            <w:tcW w:type="dxa" w:w="1170"/>
             <w:vAlign w:val="center"/>
             <w:shd w:fill="F2F4F7"/>
             <w:tcMar>
@@ -9876,7 +9127,7 @@
         </w:tc>
         <w:tc>
           <w:tcPr>
-            <w:tcW w:type="dxa" w:w="918"/>
+            <w:tcW w:type="dxa" w:w="910"/>
             <w:vAlign w:val="center"/>
             <w:shd w:fill="F2F4F7"/>
             <w:tcMar>
@@ -9903,7 +9154,7 @@
         </w:tc>
         <w:tc>
           <w:tcPr>
-            <w:tcW w:type="dxa" w:w="1180"/>
+            <w:tcW w:type="dxa" w:w="1170"/>
             <w:vAlign w:val="center"/>
             <w:shd w:fill="F2F4F7"/>
             <w:tcMar>
@@ -9930,7 +9181,7 @@
         </w:tc>
         <w:tc>
           <w:tcPr>
-            <w:tcW w:type="dxa" w:w="1180"/>
+            <w:tcW w:type="dxa" w:w="1170"/>
             <w:vAlign w:val="center"/>
             <w:shd w:fill="F2F4F7"/>
             <w:tcMar>
@@ -9957,7 +9208,7 @@
         </w:tc>
         <w:tc>
           <w:tcPr>
-            <w:tcW w:type="dxa" w:w="918"/>
+            <w:tcW w:type="dxa" w:w="910"/>
             <w:vAlign w:val="center"/>
             <w:shd w:fill="F2F4F7"/>
             <w:tcMar>
@@ -9984,7 +9235,7 @@
         </w:tc>
         <w:tc>
           <w:tcPr>
-            <w:tcW w:type="dxa" w:w="787"/>
+            <w:tcW w:type="dxa" w:w="780"/>
             <w:vAlign w:val="center"/>
             <w:shd w:fill="F2F4F7"/>
             <w:tcMar>
@@ -10011,7 +9262,7 @@
         </w:tc>
         <w:tc>
           <w:tcPr>
-            <w:tcW w:type="dxa" w:w="1178"/>
+            <w:tcW w:type="dxa" w:w="1170"/>
             <w:vAlign w:val="center"/>
             <w:shd w:fill="F2F4F7"/>
             <w:tcMar>
@@ -10026,15 +9277,14 @@
               <w:spacing w:before="0" w:after="30" w:line="252" w:lineRule="auto"/>
             </w:pPr>
             <w:r/>
-            <w:hyperlink r:id="rId33">
-              <w:r>
-                <w:rPr>
-                  <w:color w:val="1F4E79"/>
-                  <w:u w:val="single"/>
-                </w:rPr>
-                <w:t>Astra activation</w:t>
-              </w:r>
-            </w:hyperlink>
+            <w:r>
+              <w:rPr>
+                <w:rFonts w:ascii="Calibri" w:hAnsi="Calibri" w:eastAsia="Calibri"/>
+                <w:color w:val="1F2937"/>
+                <w:sz w:val="14"/>
+              </w:rPr>
+              <w:t>Astra activation</w:t>
+            </w:r>
           </w:p>
         </w:tc>
       </w:tr>
@@ -10044,7 +9294,7 @@
         </w:trPr>
         <w:tc>
           <w:tcPr>
-            <w:tcW w:type="dxa" w:w="1101"/>
+            <w:tcW w:type="dxa" w:w="1170"/>
             <w:vAlign w:val="center"/>
             <w:tcMar>
               <w:top w:w="80" w:type="dxa"/>
@@ -10070,7 +9320,7 @@
         </w:tc>
         <w:tc>
           <w:tcPr>
-            <w:tcW w:type="dxa" w:w="918"/>
+            <w:tcW w:type="dxa" w:w="910"/>
             <w:vAlign w:val="center"/>
             <w:tcMar>
               <w:top w:w="80" w:type="dxa"/>
@@ -10096,7 +9346,7 @@
         </w:tc>
         <w:tc>
           <w:tcPr>
-            <w:tcW w:type="dxa" w:w="1180"/>
+            <w:tcW w:type="dxa" w:w="1170"/>
             <w:vAlign w:val="center"/>
             <w:tcMar>
               <w:top w:w="80" w:type="dxa"/>
@@ -10122,7 +9372,7 @@
         </w:tc>
         <w:tc>
           <w:tcPr>
-            <w:tcW w:type="dxa" w:w="918"/>
+            <w:tcW w:type="dxa" w:w="910"/>
             <w:vAlign w:val="center"/>
             <w:tcMar>
               <w:top w:w="80" w:type="dxa"/>
@@ -10148,7 +9398,7 @@
         </w:tc>
         <w:tc>
           <w:tcPr>
-            <w:tcW w:type="dxa" w:w="1180"/>
+            <w:tcW w:type="dxa" w:w="1170"/>
             <w:vAlign w:val="center"/>
             <w:tcMar>
               <w:top w:w="80" w:type="dxa"/>
@@ -10174,7 +9424,7 @@
         </w:tc>
         <w:tc>
           <w:tcPr>
-            <w:tcW w:type="dxa" w:w="1180"/>
+            <w:tcW w:type="dxa" w:w="1170"/>
             <w:vAlign w:val="center"/>
             <w:tcMar>
               <w:top w:w="80" w:type="dxa"/>
@@ -10200,7 +9450,7 @@
         </w:tc>
         <w:tc>
           <w:tcPr>
-            <w:tcW w:type="dxa" w:w="918"/>
+            <w:tcW w:type="dxa" w:w="910"/>
             <w:vAlign w:val="center"/>
             <w:tcMar>
               <w:top w:w="80" w:type="dxa"/>
@@ -10226,7 +9476,7 @@
         </w:tc>
         <w:tc>
           <w:tcPr>
-            <w:tcW w:type="dxa" w:w="787"/>
+            <w:tcW w:type="dxa" w:w="780"/>
             <w:vAlign w:val="center"/>
             <w:tcMar>
               <w:top w:w="80" w:type="dxa"/>
@@ -10252,7 +9502,7 @@
         </w:tc>
         <w:tc>
           <w:tcPr>
-            <w:tcW w:type="dxa" w:w="1178"/>
+            <w:tcW w:type="dxa" w:w="1170"/>
             <w:vAlign w:val="center"/>
             <w:tcMar>
               <w:top w:w="80" w:type="dxa"/>
@@ -10266,15 +9516,14 @@
               <w:spacing w:before="0" w:after="30" w:line="252" w:lineRule="auto"/>
             </w:pPr>
             <w:r/>
-            <w:hyperlink r:id="rId35">
-              <w:r>
-                <w:rPr>
-                  <w:color w:val="1F4E79"/>
-                  <w:u w:val="single"/>
-                </w:rPr>
-                <w:t>Deckhouse CE</w:t>
-              </w:r>
-            </w:hyperlink>
+            <w:r>
+              <w:rPr>
+                <w:rFonts w:ascii="Calibri" w:hAnsi="Calibri" w:eastAsia="Calibri"/>
+                <w:color w:val="1F2937"/>
+                <w:sz w:val="14"/>
+              </w:rPr>
+              <w:t>Deckhouse CE</w:t>
+            </w:r>
           </w:p>
         </w:tc>
       </w:tr>
@@ -10284,7 +9533,7 @@
         </w:trPr>
         <w:tc>
           <w:tcPr>
-            <w:tcW w:type="dxa" w:w="1101"/>
+            <w:tcW w:type="dxa" w:w="1170"/>
             <w:vAlign w:val="center"/>
             <w:shd w:fill="F2F4F7"/>
             <w:tcMar>
@@ -10311,7 +9560,7 @@
         </w:tc>
         <w:tc>
           <w:tcPr>
-            <w:tcW w:type="dxa" w:w="918"/>
+            <w:tcW w:type="dxa" w:w="910"/>
             <w:vAlign w:val="center"/>
             <w:shd w:fill="F2F4F7"/>
             <w:tcMar>
@@ -10338,7 +9587,7 @@
         </w:tc>
         <w:tc>
           <w:tcPr>
-            <w:tcW w:type="dxa" w:w="1180"/>
+            <w:tcW w:type="dxa" w:w="1170"/>
             <w:vAlign w:val="center"/>
             <w:shd w:fill="F2F4F7"/>
             <w:tcMar>
@@ -10365,7 +9614,7 @@
         </w:tc>
         <w:tc>
           <w:tcPr>
-            <w:tcW w:type="dxa" w:w="918"/>
+            <w:tcW w:type="dxa" w:w="910"/>
             <w:vAlign w:val="center"/>
             <w:shd w:fill="F2F4F7"/>
             <w:tcMar>
@@ -10392,7 +9641,7 @@
         </w:tc>
         <w:tc>
           <w:tcPr>
-            <w:tcW w:type="dxa" w:w="1180"/>
+            <w:tcW w:type="dxa" w:w="1170"/>
             <w:vAlign w:val="center"/>
             <w:shd w:fill="F2F4F7"/>
             <w:tcMar>
@@ -10419,7 +9668,7 @@
         </w:tc>
         <w:tc>
           <w:tcPr>
-            <w:tcW w:type="dxa" w:w="1180"/>
+            <w:tcW w:type="dxa" w:w="1170"/>
             <w:vAlign w:val="center"/>
             <w:shd w:fill="F2F4F7"/>
             <w:tcMar>
@@ -10446,7 +9695,7 @@
         </w:tc>
         <w:tc>
           <w:tcPr>
-            <w:tcW w:type="dxa" w:w="918"/>
+            <w:tcW w:type="dxa" w:w="910"/>
             <w:vAlign w:val="center"/>
             <w:shd w:fill="F2F4F7"/>
             <w:tcMar>
@@ -10473,7 +9722,7 @@
         </w:tc>
         <w:tc>
           <w:tcPr>
-            <w:tcW w:type="dxa" w:w="787"/>
+            <w:tcW w:type="dxa" w:w="780"/>
             <w:vAlign w:val="center"/>
             <w:shd w:fill="F2F4F7"/>
             <w:tcMar>
@@ -10500,7 +9749,7 @@
         </w:tc>
         <w:tc>
           <w:tcPr>
-            <w:tcW w:type="dxa" w:w="1178"/>
+            <w:tcW w:type="dxa" w:w="1170"/>
             <w:vAlign w:val="center"/>
             <w:shd w:fill="F2F4F7"/>
             <w:tcMar>
@@ -10515,15 +9764,14 @@
               <w:spacing w:before="0" w:after="30" w:line="252" w:lineRule="auto"/>
             </w:pPr>
             <w:r/>
-            <w:hyperlink r:id="rId36">
-              <w:r>
-                <w:rPr>
-                  <w:color w:val="1F4E79"/>
-                  <w:u w:val="single"/>
-                </w:rPr>
-                <w:t>DKP licensing</w:t>
-              </w:r>
-            </w:hyperlink>
+            <w:r>
+              <w:rPr>
+                <w:rFonts w:ascii="Calibri" w:hAnsi="Calibri" w:eastAsia="Calibri"/>
+                <w:color w:val="1F2937"/>
+                <w:sz w:val="14"/>
+              </w:rPr>
+              <w:t>DKP licensing</w:t>
+            </w:r>
           </w:p>
         </w:tc>
       </w:tr>
@@ -10533,7 +9781,7 @@
         </w:trPr>
         <w:tc>
           <w:tcPr>
-            <w:tcW w:type="dxa" w:w="1101"/>
+            <w:tcW w:type="dxa" w:w="1170"/>
             <w:vAlign w:val="center"/>
             <w:tcMar>
               <w:top w:w="80" w:type="dxa"/>
@@ -10559,7 +9807,7 @@
         </w:tc>
         <w:tc>
           <w:tcPr>
-            <w:tcW w:type="dxa" w:w="918"/>
+            <w:tcW w:type="dxa" w:w="910"/>
             <w:vAlign w:val="center"/>
             <w:tcMar>
               <w:top w:w="80" w:type="dxa"/>
@@ -10585,7 +9833,7 @@
         </w:tc>
         <w:tc>
           <w:tcPr>
-            <w:tcW w:type="dxa" w:w="1180"/>
+            <w:tcW w:type="dxa" w:w="1170"/>
             <w:vAlign w:val="center"/>
             <w:tcMar>
               <w:top w:w="80" w:type="dxa"/>
@@ -10611,7 +9859,7 @@
         </w:tc>
         <w:tc>
           <w:tcPr>
-            <w:tcW w:type="dxa" w:w="918"/>
+            <w:tcW w:type="dxa" w:w="910"/>
             <w:vAlign w:val="center"/>
             <w:tcMar>
               <w:top w:w="80" w:type="dxa"/>
@@ -10637,7 +9885,7 @@
         </w:tc>
         <w:tc>
           <w:tcPr>
-            <w:tcW w:type="dxa" w:w="1180"/>
+            <w:tcW w:type="dxa" w:w="1170"/>
             <w:vAlign w:val="center"/>
             <w:tcMar>
               <w:top w:w="80" w:type="dxa"/>
@@ -10663,7 +9911,7 @@
         </w:tc>
         <w:tc>
           <w:tcPr>
-            <w:tcW w:type="dxa" w:w="1180"/>
+            <w:tcW w:type="dxa" w:w="1170"/>
             <w:vAlign w:val="center"/>
             <w:tcMar>
               <w:top w:w="80" w:type="dxa"/>
@@ -10689,7 +9937,7 @@
         </w:tc>
         <w:tc>
           <w:tcPr>
-            <w:tcW w:type="dxa" w:w="918"/>
+            <w:tcW w:type="dxa" w:w="910"/>
             <w:vAlign w:val="center"/>
             <w:tcMar>
               <w:top w:w="80" w:type="dxa"/>
@@ -10715,7 +9963,7 @@
         </w:tc>
         <w:tc>
           <w:tcPr>
-            <w:tcW w:type="dxa" w:w="787"/>
+            <w:tcW w:type="dxa" w:w="780"/>
             <w:vAlign w:val="center"/>
             <w:tcMar>
               <w:top w:w="80" w:type="dxa"/>
@@ -10741,7 +9989,7 @@
         </w:tc>
         <w:tc>
           <w:tcPr>
-            <w:tcW w:type="dxa" w:w="1178"/>
+            <w:tcW w:type="dxa" w:w="1170"/>
             <w:vAlign w:val="center"/>
             <w:tcMar>
               <w:top w:w="80" w:type="dxa"/>
@@ -11480,538 +10728,6 @@
         </w:rPr>
         <w:t>До закрытия пунктов 1–9 релиз можно считать техническим пилотом, но нельзя объявлять полностью лицензионно аттестованной промышленной поставкой.</w:t>
       </w:r>
-    </w:p>
-    <w:p>
-      <w:pPr>
-        <w:pStyle w:val="Heading1"/>
-      </w:pPr>
-      <w:r>
-        <w:rPr>
-          <w:rFonts w:ascii="Calibri" w:hAnsi="Calibri" w:eastAsia="Calibri"/>
-          <w:color w:val="1F4E79"/>
-        </w:rPr>
-        <w:t>13. Реестр официальных источников</w:t>
-      </w:r>
-    </w:p>
-    <w:p>
-      <w:r>
-        <w:rPr>
-          <w:rFonts w:ascii="Calibri" w:hAnsi="Calibri" w:eastAsia="Calibri"/>
-          <w:color w:val="1F2937"/>
-        </w:rPr>
-        <w:t>Все ссылки проверены 10.08.2026; при закупке тексты следует сохранить в PDF/архив с хешем, поскольку веб-условия могут измениться.</w:t>
-      </w:r>
-    </w:p>
-    <w:p>
-      <w:pPr>
-        <w:pStyle w:val="ListBullet"/>
-      </w:pPr>
-      <w:r>
-        <w:rPr>
-          <w:rFonts w:ascii="Calibri" w:hAnsi="Calibri" w:eastAsia="Calibri"/>
-          <w:color w:val="1F2937"/>
-        </w:rPr>
-        <w:t xml:space="preserve">TrueConf Server licensing: </w:t>
-      </w:r>
-      <w:hyperlink r:id="rId11">
-        <w:r>
-          <w:rPr>
-            <w:color w:val="1F4E79"/>
-            <w:u w:val="single"/>
-          </w:rPr>
-          <w:t>https://trueconf.com/docs/server/en/admin/license/</w:t>
-        </w:r>
-      </w:hyperlink>
-    </w:p>
-    <w:p>
-      <w:pPr>
-        <w:pStyle w:val="ListBullet"/>
-      </w:pPr>
-      <w:r>
-        <w:rPr>
-          <w:rFonts w:ascii="Calibri" w:hAnsi="Calibri" w:eastAsia="Calibri"/>
-          <w:color w:val="1F2937"/>
-        </w:rPr>
-        <w:t xml:space="preserve">TrueConf Server calculator: </w:t>
-      </w:r>
-      <w:hyperlink r:id="rId12">
-        <w:r>
-          <w:rPr>
-            <w:color w:val="1F4E79"/>
-            <w:u w:val="single"/>
-          </w:rPr>
-          <w:t>https://trueconf.com/server/buy/</w:t>
-        </w:r>
-      </w:hyperlink>
-    </w:p>
-    <w:p>
-      <w:pPr>
-        <w:pStyle w:val="ListBullet"/>
-      </w:pPr>
-      <w:r>
-        <w:rPr>
-          <w:rFonts w:ascii="Calibri" w:hAnsi="Calibri" w:eastAsia="Calibri"/>
-          <w:color w:val="1F2937"/>
-        </w:rPr>
-        <w:t xml:space="preserve">TrueConf Chatbot Connector overview: </w:t>
-      </w:r>
-      <w:hyperlink r:id="rId13">
-        <w:r>
-          <w:rPr>
-            <w:color w:val="1F4E79"/>
-            <w:u w:val="single"/>
-          </w:rPr>
-          <w:t>https://trueconf.com/docs/chatbot-connector/en/overview/</w:t>
-        </w:r>
-      </w:hyperlink>
-    </w:p>
-    <w:p>
-      <w:pPr>
-        <w:pStyle w:val="ListBullet"/>
-      </w:pPr>
-      <w:r>
-        <w:rPr>
-          <w:rFonts w:ascii="Calibri" w:hAnsi="Calibri" w:eastAsia="Calibri"/>
-          <w:color w:val="1F2937"/>
-        </w:rPr>
-        <w:t xml:space="preserve">TrueConf Python SDK repository: </w:t>
-      </w:r>
-      <w:hyperlink r:id="rId14">
-        <w:r>
-          <w:rPr>
-            <w:color w:val="1F4E79"/>
-            <w:u w:val="single"/>
-          </w:rPr>
-          <w:t>https://github.com/TrueConf/python-trueconf-bot</w:t>
-        </w:r>
-      </w:hyperlink>
-    </w:p>
-    <w:p>
-      <w:pPr>
-        <w:pStyle w:val="ListBullet"/>
-      </w:pPr>
-      <w:r>
-        <w:rPr>
-          <w:rFonts w:ascii="Liberation Mono" w:hAnsi="Liberation Mono" w:eastAsia="Liberation Mono"/>
-          <w:color w:val="1F2937"/>
-        </w:rPr>
-        <w:t>python-trueconf-bot</w:t>
-      </w:r>
-      <w:r>
-        <w:rPr>
-          <w:rFonts w:ascii="Calibri" w:hAnsi="Calibri" w:eastAsia="Calibri"/>
-          <w:color w:val="1F2937"/>
-        </w:rPr>
-        <w:t xml:space="preserve"> 1.4.2 provenance and license: </w:t>
-      </w:r>
-      <w:hyperlink r:id="rId15">
-        <w:r>
-          <w:rPr>
-            <w:color w:val="1F4E79"/>
-            <w:u w:val="single"/>
-          </w:rPr>
-          <w:t>https://pypi.org/project/python-trueconf-bot/</w:t>
-        </w:r>
-      </w:hyperlink>
-    </w:p>
-    <w:p>
-      <w:pPr>
-        <w:pStyle w:val="ListBullet"/>
-      </w:pPr>
-      <w:r>
-        <w:rPr>
-          <w:rFonts w:ascii="Calibri" w:hAnsi="Calibri" w:eastAsia="Calibri"/>
-          <w:color w:val="1F2937"/>
-        </w:rPr>
-        <w:t xml:space="preserve">PostgreSQL License: </w:t>
-      </w:r>
-      <w:hyperlink r:id="rId16">
-        <w:r>
-          <w:rPr>
-            <w:color w:val="1F4E79"/>
-            <w:u w:val="single"/>
-          </w:rPr>
-          <w:t>https://www.postgresql.org/about/licence/</w:t>
-        </w:r>
-      </w:hyperlink>
-    </w:p>
-    <w:p>
-      <w:pPr>
-        <w:pStyle w:val="ListBullet"/>
-      </w:pPr>
-      <w:r>
-        <w:rPr>
-          <w:rFonts w:ascii="Calibri" w:hAnsi="Calibri" w:eastAsia="Calibri"/>
-          <w:color w:val="1F2937"/>
-        </w:rPr>
-        <w:t xml:space="preserve">pgvector LICENSE: </w:t>
-      </w:r>
-      <w:hyperlink r:id="rId17">
-        <w:r>
-          <w:rPr>
-            <w:color w:val="1F4E79"/>
-            <w:u w:val="single"/>
-          </w:rPr>
-          <w:t>https://github.com/pgvector/pgvector/blob/master/LICENSE</w:t>
-        </w:r>
-      </w:hyperlink>
-    </w:p>
-    <w:p>
-      <w:pPr>
-        <w:pStyle w:val="ListBullet"/>
-      </w:pPr>
-      <w:r>
-        <w:rPr>
-          <w:rFonts w:ascii="Calibri" w:hAnsi="Calibri" w:eastAsia="Calibri"/>
-          <w:color w:val="1F2937"/>
-        </w:rPr>
-        <w:t xml:space="preserve">ClickHouse LICENSE: </w:t>
-      </w:r>
-      <w:hyperlink r:id="rId18">
-        <w:r>
-          <w:rPr>
-            <w:color w:val="1F4E79"/>
-            <w:u w:val="single"/>
-          </w:rPr>
-          <w:t>https://github.com/ClickHouse/ClickHouse/blob/master/LICENSE</w:t>
-        </w:r>
-      </w:hyperlink>
-    </w:p>
-    <w:p>
-      <w:pPr>
-        <w:pStyle w:val="ListBullet"/>
-      </w:pPr>
-      <w:r>
-        <w:rPr>
-          <w:rFonts w:ascii="Calibri" w:hAnsi="Calibri" w:eastAsia="Calibri"/>
-          <w:color w:val="1F2937"/>
-        </w:rPr>
-        <w:t xml:space="preserve">GLAUTH LICENSE: </w:t>
-      </w:r>
-      <w:hyperlink r:id="rId19">
-        <w:r>
-          <w:rPr>
-            <w:color w:val="1F4E79"/>
-            <w:u w:val="single"/>
-          </w:rPr>
-          <w:t>https://github.com/glauth/glauth/blob/master/LICENSE</w:t>
-        </w:r>
-      </w:hyperlink>
-    </w:p>
-    <w:p>
-      <w:pPr>
-        <w:pStyle w:val="ListBullet"/>
-      </w:pPr>
-      <w:r>
-        <w:rPr>
-          <w:rFonts w:ascii="Calibri" w:hAnsi="Calibri" w:eastAsia="Calibri"/>
-          <w:color w:val="1F2937"/>
-        </w:rPr>
-        <w:t xml:space="preserve">Redpanda 24.3 licensing: </w:t>
-      </w:r>
-      <w:hyperlink r:id="rId20">
-        <w:r>
-          <w:rPr>
-            <w:color w:val="1F4E79"/>
-            <w:u w:val="single"/>
-          </w:rPr>
-          <w:t>https://docs.redpanda.com/streaming/24.3/get-started/licensing/overview/</w:t>
-        </w:r>
-      </w:hyperlink>
-    </w:p>
-    <w:p>
-      <w:pPr>
-        <w:pStyle w:val="ListBullet"/>
-      </w:pPr>
-      <w:r>
-        <w:rPr>
-          <w:rFonts w:ascii="Calibri" w:hAnsi="Calibri" w:eastAsia="Calibri"/>
-          <w:color w:val="1F2937"/>
-        </w:rPr>
-        <w:t xml:space="preserve">MinIO exact pinned release: </w:t>
-      </w:r>
-      <w:hyperlink r:id="rId37">
-        <w:r>
-          <w:rPr>
-            <w:color w:val="1F4E79"/>
-            <w:u w:val="single"/>
-          </w:rPr>
-          <w:t>https://github.com/minio/minio/releases/tag/RELEASE.2025-04-08T15-41-24Z</w:t>
-        </w:r>
-      </w:hyperlink>
-    </w:p>
-    <w:p>
-      <w:pPr>
-        <w:pStyle w:val="ListBullet"/>
-      </w:pPr>
-      <w:r>
-        <w:rPr>
-          <w:rFonts w:ascii="Calibri" w:hAnsi="Calibri" w:eastAsia="Calibri"/>
-          <w:color w:val="1F2937"/>
-        </w:rPr>
-        <w:t xml:space="preserve">MinIO upstream license statement: </w:t>
-      </w:r>
-      <w:hyperlink r:id="rId21">
-        <w:r>
-          <w:rPr>
-            <w:color w:val="1F4E79"/>
-            <w:u w:val="single"/>
-          </w:rPr>
-          <w:t>https://github.com/minio/minio</w:t>
-        </w:r>
-      </w:hyperlink>
-    </w:p>
-    <w:p>
-      <w:pPr>
-        <w:pStyle w:val="ListBullet"/>
-      </w:pPr>
-      <w:r>
-        <w:rPr>
-          <w:rFonts w:ascii="Calibri" w:hAnsi="Calibri" w:eastAsia="Calibri"/>
-          <w:color w:val="1F2937"/>
-        </w:rPr>
-        <w:t xml:space="preserve">MinIO compliance and dual licensing: </w:t>
-      </w:r>
-      <w:hyperlink r:id="rId22">
-        <w:r>
-          <w:rPr>
-            <w:color w:val="1F4E79"/>
-            <w:u w:val="single"/>
-          </w:rPr>
-          <w:t>https://min.io/compliance</w:t>
-        </w:r>
-      </w:hyperlink>
-    </w:p>
-    <w:p>
-      <w:pPr>
-        <w:pStyle w:val="ListBullet"/>
-      </w:pPr>
-      <w:r>
-        <w:rPr>
-          <w:rFonts w:ascii="Calibri" w:hAnsi="Calibri" w:eastAsia="Calibri"/>
-          <w:color w:val="1F2937"/>
-        </w:rPr>
-        <w:t xml:space="preserve">MinIO deployment license inspection: </w:t>
-      </w:r>
-      <w:hyperlink r:id="rId23">
-        <w:r>
-          <w:rPr>
-            <w:color w:val="1F4E79"/>
-            <w:u w:val="single"/>
-          </w:rPr>
-          <w:t>https://min.io/docs/minio/linux/reference/minio-mc/mc-license-info.html</w:t>
-        </w:r>
-      </w:hyperlink>
-    </w:p>
-    <w:p>
-      <w:pPr>
-        <w:pStyle w:val="ListBullet"/>
-      </w:pPr>
-      <w:r>
-        <w:rPr>
-          <w:rFonts w:ascii="Calibri" w:hAnsi="Calibri" w:eastAsia="Calibri"/>
-          <w:color w:val="1F2937"/>
-        </w:rPr>
-        <w:t xml:space="preserve">Moby/Docker Engine LICENSE: </w:t>
-      </w:r>
-      <w:hyperlink r:id="rId38">
-        <w:r>
-          <w:rPr>
-            <w:color w:val="1F4E79"/>
-            <w:u w:val="single"/>
-          </w:rPr>
-          <w:t>https://github.com/moby/moby/blob/master/LICENSE</w:t>
-        </w:r>
-      </w:hyperlink>
-    </w:p>
-    <w:p>
-      <w:pPr>
-        <w:pStyle w:val="ListBullet"/>
-      </w:pPr>
-      <w:r>
-        <w:rPr>
-          <w:rFonts w:ascii="Calibri" w:hAnsi="Calibri" w:eastAsia="Calibri"/>
-          <w:color w:val="1F2937"/>
-        </w:rPr>
-        <w:t xml:space="preserve">Docker Compose LICENSE: </w:t>
-      </w:r>
-      <w:hyperlink r:id="rId25">
-        <w:r>
-          <w:rPr>
-            <w:color w:val="1F4E79"/>
-            <w:u w:val="single"/>
-          </w:rPr>
-          <w:t>https://github.com/docker/compose/blob/main/LICENSE</w:t>
-        </w:r>
-      </w:hyperlink>
-    </w:p>
-    <w:p>
-      <w:pPr>
-        <w:pStyle w:val="ListBullet"/>
-      </w:pPr>
-      <w:r>
-        <w:rPr>
-          <w:rFonts w:ascii="Calibri" w:hAnsi="Calibri" w:eastAsia="Calibri"/>
-          <w:color w:val="1F2937"/>
-        </w:rPr>
-        <w:t xml:space="preserve">Ollama LICENSE: </w:t>
-      </w:r>
-      <w:hyperlink r:id="rId26">
-        <w:r>
-          <w:rPr>
-            <w:color w:val="1F4E79"/>
-            <w:u w:val="single"/>
-          </w:rPr>
-          <w:t>https://github.com/ollama/ollama/blob/main/LICENSE</w:t>
-        </w:r>
-      </w:hyperlink>
-    </w:p>
-    <w:p>
-      <w:pPr>
-        <w:pStyle w:val="ListBullet"/>
-      </w:pPr>
-      <w:r>
-        <w:rPr>
-          <w:rFonts w:ascii="Calibri" w:hAnsi="Calibri" w:eastAsia="Calibri"/>
-          <w:color w:val="1F2937"/>
-        </w:rPr>
-        <w:t xml:space="preserve">Ollama model metadata API: </w:t>
-      </w:r>
-      <w:hyperlink r:id="rId31">
-        <w:r>
-          <w:rPr>
-            <w:color w:val="1F4E79"/>
-            <w:u w:val="single"/>
-          </w:rPr>
-          <w:t>https://docs.ollama.com/api-reference/show-model-details</w:t>
-        </w:r>
-      </w:hyperlink>
-    </w:p>
-    <w:p>
-      <w:pPr>
-        <w:pStyle w:val="ListBullet"/>
-      </w:pPr>
-      <w:r>
-        <w:rPr>
-          <w:rFonts w:ascii="Calibri" w:hAnsi="Calibri" w:eastAsia="Calibri"/>
-          <w:color w:val="1F2937"/>
-        </w:rPr>
-        <w:t xml:space="preserve">Qwen3-Coder 30B model and LICENSE: </w:t>
-      </w:r>
-      <w:hyperlink r:id="rId27">
-        <w:r>
-          <w:rPr>
-            <w:color w:val="1F4E79"/>
-            <w:u w:val="single"/>
-          </w:rPr>
-          <w:t>https://huggingface.co/Qwen/Qwen3-Coder-30B-A3B-Instruct</w:t>
-        </w:r>
-      </w:hyperlink>
-    </w:p>
-    <w:p>
-      <w:pPr>
-        <w:pStyle w:val="ListBullet"/>
-      </w:pPr>
-      <w:r>
-        <w:rPr>
-          <w:rFonts w:ascii="Calibri" w:hAnsi="Calibri" w:eastAsia="Calibri"/>
-          <w:color w:val="1F2937"/>
-        </w:rPr>
-        <w:t xml:space="preserve">Nomic Embed Text v1.5 model card: </w:t>
-      </w:r>
-      <w:hyperlink r:id="rId29">
-        <w:r>
-          <w:rPr>
-            <w:color w:val="1F4E79"/>
-            <w:u w:val="single"/>
-          </w:rPr>
-          <w:t>https://huggingface.co/nomic-ai/nomic-embed-text-v1.5</w:t>
-        </w:r>
-      </w:hyperlink>
-    </w:p>
-    <w:p>
-      <w:pPr>
-        <w:pStyle w:val="ListBullet"/>
-      </w:pPr>
-      <w:r>
-        <w:rPr>
-          <w:rFonts w:ascii="Calibri" w:hAnsi="Calibri" w:eastAsia="Calibri"/>
-          <w:color w:val="1F2937"/>
-        </w:rPr>
-        <w:t xml:space="preserve">Postgres Pro EULA: </w:t>
-      </w:r>
-      <w:hyperlink r:id="rId32">
-        <w:r>
-          <w:rPr>
-            <w:color w:val="1F4E79"/>
-            <w:u w:val="single"/>
-          </w:rPr>
-          <w:t>https://www.postgrespro.ru/products/postgrespro/eula</w:t>
-        </w:r>
-      </w:hyperlink>
-    </w:p>
-    <w:p>
-      <w:pPr>
-        <w:pStyle w:val="ListBullet"/>
-      </w:pPr>
-      <w:r>
-        <w:rPr>
-          <w:rFonts w:ascii="Calibri" w:hAnsi="Calibri" w:eastAsia="Calibri"/>
-          <w:color w:val="1F2937"/>
-        </w:rPr>
-        <w:t xml:space="preserve">Astra Linux license confirmation: </w:t>
-      </w:r>
-      <w:hyperlink r:id="rId33">
-        <w:r>
-          <w:rPr>
-            <w:color w:val="1F4E79"/>
-            <w:u w:val="single"/>
-          </w:rPr>
-          <w:t>https://wiki.astralinux.ru/kb/aktivatsiya-litsenzii-na-astra-linux-174162687.html</w:t>
-        </w:r>
-      </w:hyperlink>
-    </w:p>
-    <w:p>
-      <w:pPr>
-        <w:pStyle w:val="ListBullet"/>
-      </w:pPr>
-      <w:r>
-        <w:rPr>
-          <w:rFonts w:ascii="Calibri" w:hAnsi="Calibri" w:eastAsia="Calibri"/>
-          <w:color w:val="1F2937"/>
-        </w:rPr>
-        <w:t xml:space="preserve">Deckhouse Community Edition: </w:t>
-      </w:r>
-      <w:hyperlink r:id="rId35">
-        <w:r>
-          <w:rPr>
-            <w:color w:val="1F4E79"/>
-            <w:u w:val="single"/>
-          </w:rPr>
-          <w:t>https://deckhouse.ru/products/kubernetes-platform/community-edition/</w:t>
-        </w:r>
-      </w:hyperlink>
-    </w:p>
-    <w:p>
-      <w:pPr>
-        <w:pStyle w:val="ListBullet"/>
-      </w:pPr>
-      <w:r>
-        <w:rPr>
-          <w:rFonts w:ascii="Calibri" w:hAnsi="Calibri" w:eastAsia="Calibri"/>
-          <w:color w:val="1F2937"/>
-        </w:rPr>
-        <w:t xml:space="preserve">Deckhouse commercial licensing: </w:t>
-      </w:r>
-      <w:hyperlink r:id="rId36">
-        <w:r>
-          <w:rPr>
-            <w:color w:val="1F4E79"/>
-            <w:u w:val="single"/>
-          </w:rPr>
-          <w:t>https://deckhouse.ru/products/kubernetes-platform/licensing-dkp/</w:t>
-        </w:r>
-      </w:hyperlink>
     </w:p>
     <w:sectPr>
       <w:headerReference w:type="default" r:id="rId9"/>
